--- a/Plan de análisis/Plan de análisis UC IRAG HRU 2026 con diseño.docx
+++ b/Plan de análisis/Plan de análisis UC IRAG HRU 2026 con diseño.docx
@@ -814,7 +814,7 @@
           </mc:Choice>
           <mc:Fallback>
             <w:pict>
-              <v:group w14:anchorId="1033A238" id="Group 1" o:spid="_x0000_s1026" style="position:absolute;margin-left:0;margin-top:0;width:594.85pt;height:841.9pt;z-index:-251661312;mso-wrap-distance-left:0;mso-wrap-distance-right:0;mso-position-horizontal-relative:page;mso-position-vertical-relative:page" coordsize="75545,106921" o:gfxdata="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">
+              <v:group w14:anchorId="676FB735" id="Group 1" o:spid="_x0000_s1026" style="position:absolute;margin-left:0;margin-top:0;width:594.85pt;height:841.9pt;z-index:-251661312;mso-wrap-distance-left:0;mso-wrap-distance-right:0;mso-position-horizontal-relative:page;mso-position-vertical-relative:page" coordsize="75545,106921" o:gfxdata="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">
                 <v:shape id="Image 2" o:spid="_x0000_s1027" type="#_x0000_t75" style="position:absolute;width:75541;height:106920;visibility:visible;mso-wrap-style:square" o:gfxdata="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">
                   <v:imagedata r:id="rId12" o:title=""/>
                 </v:shape>
@@ -1043,7 +1043,18 @@
           <w:sz w:val="98"/>
           <w:szCs w:val="98"/>
         </w:rPr>
-        <w:t>UC - IRAG</w:t>
+        <w:t xml:space="preserve">UC - </w:t>
+      </w:r>
+      <w:r>
+        <w:rPr>
+          <w:b w:val="0"/>
+          <w:bCs w:val="0"/>
+          <w:color w:val="313131"/>
+          <w:spacing w:val="-2"/>
+          <w:sz w:val="98"/>
+          <w:szCs w:val="98"/>
+        </w:rPr>
+        <w:t>HV</w:t>
       </w:r>
     </w:p>
     <w:p>
@@ -1065,45 +1076,7 @@
           <w:spacing w:val="-5"/>
           <w:sz w:val="56"/>
         </w:rPr>
-        <w:t>Hospital Regional Ushuaia</w:t>
-      </w:r>
-    </w:p>
-    <w:p>
-      <w:pPr>
-        <w:spacing w:before="308"/>
-        <w:ind w:left="567"/>
-        <w:jc w:val="both"/>
-        <w:rPr>
-          <w:rFonts w:ascii="Passenger Sans Semibold"/>
-          <w:sz w:val="56"/>
-        </w:rPr>
-      </w:pPr>
-      <w:r>
-        <w:rPr>
-          <w:rFonts w:ascii="Passenger Sans Semibold"/>
-          <w:color w:val="575656"/>
-          <w:spacing w:val="-5"/>
-          <w:sz w:val="56"/>
-        </w:rPr>
-        <w:t>Componente pedi</w:t>
-      </w:r>
-      <w:r>
-        <w:rPr>
-          <w:rFonts w:ascii="Passenger Sans Semibold"/>
-          <w:color w:val="575656"/>
-          <w:spacing w:val="-5"/>
-          <w:sz w:val="56"/>
-        </w:rPr>
-        <w:t>á</w:t>
-      </w:r>
-      <w:r>
-        <w:rPr>
-          <w:rFonts w:ascii="Passenger Sans Semibold"/>
-          <w:color w:val="575656"/>
-          <w:spacing w:val="-5"/>
-          <w:sz w:val="56"/>
-        </w:rPr>
-        <w:t>trico</w:t>
+        <w:t>Tierra del Fuego</w:t>
       </w:r>
     </w:p>
     <w:p>
@@ -1207,7 +1180,7 @@
           <w:spacing w:val="-5"/>
           <w:sz w:val="56"/>
         </w:rPr>
-        <w:t xml:space="preserve"> IRAG</w:t>
+        <w:t xml:space="preserve"> </w:t>
       </w:r>
       <w:r>
         <w:rPr>
@@ -1216,7 +1189,7 @@
           <w:spacing w:val="-5"/>
           <w:sz w:val="56"/>
         </w:rPr>
-        <w:t xml:space="preserve"> - HRU</w:t>
+        <w:t>HV</w:t>
       </w:r>
     </w:p>
     <w:p>
@@ -1248,27 +1221,7 @@
           <w:sz w:val="48"/>
           <w:szCs w:val="48"/>
         </w:rPr>
-        <w:t>Componente pedi</w:t>
-      </w:r>
-      <w:r>
-        <w:rPr>
-          <w:rFonts w:ascii="Passenger Sans Semibold"/>
-          <w:color w:val="575656"/>
-          <w:spacing w:val="-5"/>
-          <w:sz w:val="48"/>
-          <w:szCs w:val="48"/>
-        </w:rPr>
-        <w:t>á</w:t>
-      </w:r>
-      <w:r>
-        <w:rPr>
-          <w:rFonts w:ascii="Passenger Sans Semibold"/>
-          <w:color w:val="575656"/>
-          <w:spacing w:val="-5"/>
-          <w:sz w:val="48"/>
-          <w:szCs w:val="48"/>
-        </w:rPr>
-        <w:t>trico</w:t>
+        <w:t>Tierra del Fuego</w:t>
       </w:r>
     </w:p>
     <w:p>
@@ -1370,8 +1323,6 @@
           <w:sz w:val="20"/>
         </w:rPr>
       </w:pPr>
-      <w:bookmarkStart w:id="0" w:name="_GoBack"/>
-      <w:bookmarkEnd w:id="0"/>
     </w:p>
     <w:p>
       <w:pPr>
@@ -1468,7 +1419,7 @@
               <w:rPr>
                 <w:sz w:val="24"/>
               </w:rPr>
-              <w:t>22</w:t>
+              <w:t>24</w:t>
             </w:r>
           </w:p>
         </w:tc>
@@ -1544,7 +1495,13 @@
               <w:rPr>
                 <w:sz w:val="24"/>
               </w:rPr>
-              <w:t>3 de Junio</w:t>
+              <w:t>26</w:t>
+            </w:r>
+            <w:r>
+              <w:rPr>
+                <w:sz w:val="24"/>
+              </w:rPr>
+              <w:t xml:space="preserve"> de Junio</w:t>
             </w:r>
             <w:r>
               <w:rPr>
@@ -1728,7 +1685,7 @@
           <w:position w:val="2"/>
           <w:lang w:val="es-AR" w:eastAsia="es-AR"/>
         </w:rPr>
-        <w:t>UC- IRAG</w:t>
+        <w:t xml:space="preserve">UC- </w:t>
       </w:r>
       <w:r>
         <w:rPr>
@@ -1737,7 +1694,7 @@
           <w:position w:val="2"/>
           <w:lang w:val="es-AR" w:eastAsia="es-AR"/>
         </w:rPr>
-        <w:t xml:space="preserve"> - HRU</w:t>
+        <w:t>HV</w:t>
       </w:r>
     </w:p>
     <w:p>
@@ -1770,301 +1727,23 @@
     </w:p>
     <w:p>
       <w:pPr>
-        <w:spacing w:before="280" w:after="200" w:line="360" w:lineRule="auto"/>
-        <w:jc w:val="both"/>
-        <w:rPr>
-          <w:sz w:val="24"/>
-          <w:szCs w:val="24"/>
-        </w:rPr>
-      </w:pPr>
-      <w:r>
-        <w:rPr>
-          <w:sz w:val="24"/>
-          <w:szCs w:val="24"/>
-        </w:rPr>
-        <w:t xml:space="preserve">Las infecciones respiratorias agudas (IRAs) son patologías originadas por diferentes agentes etiológicos que provocan cuadros clínicos como la enfermedad tipo influenza (ETI), bronquiolitis y neumonía, hasta cuadros de mayor gravedad manifestados como infecciones respiratorias agudas graves (IRAG). </w:t>
-      </w:r>
-    </w:p>
-    <w:p>
-      <w:pPr>
-        <w:spacing w:before="280" w:after="200" w:line="360" w:lineRule="auto"/>
-        <w:jc w:val="both"/>
-        <w:rPr>
-          <w:sz w:val="24"/>
-          <w:szCs w:val="24"/>
-        </w:rPr>
-      </w:pPr>
-      <w:r>
-        <w:rPr>
-          <w:sz w:val="24"/>
-          <w:szCs w:val="24"/>
-        </w:rPr>
-        <w:t>Las IRAs constituyen una importante causa de morbimortalidad afectando fundamentalmente a niñas/os menores de dos años, personas mayores de 60 años y personas susceptibles con patologías de base.</w:t>
-      </w:r>
-    </w:p>
-    <w:p>
-      <w:pPr>
-        <w:spacing w:before="280" w:after="200" w:line="360" w:lineRule="auto"/>
-        <w:jc w:val="both"/>
-        <w:rPr>
-          <w:sz w:val="24"/>
-          <w:szCs w:val="24"/>
-        </w:rPr>
-      </w:pPr>
-      <w:r>
-        <w:rPr>
-          <w:sz w:val="24"/>
-          <w:szCs w:val="24"/>
-        </w:rPr>
-        <w:t>En Argentina, la vigilancia epidemiológica de las IRAs se realiza a través del Sistema Nacional de Vigilancia de la Salud el cual involucra la participación de diferentes niveles de atención (local, provincial y nacional), laboratorios y áreas de epidemiología. En este sentido, se destaca una vigilancia de infecciones respiratorias agudas colaborativa y con diferentes componentes que sean complementarios y adecuados para responder a propósitos definidos.</w:t>
-      </w:r>
-    </w:p>
-    <w:p>
-      <w:pPr>
-        <w:spacing w:before="280" w:after="200" w:line="360" w:lineRule="auto"/>
-        <w:jc w:val="both"/>
-        <w:rPr>
-          <w:sz w:val="24"/>
-          <w:szCs w:val="24"/>
-        </w:rPr>
-      </w:pPr>
-      <w:r>
-        <w:rPr>
-          <w:sz w:val="24"/>
-          <w:szCs w:val="24"/>
-        </w:rPr>
-        <w:t xml:space="preserve">La Unidad Centinela de IRAG (UCIRAG) aporta información de calidad permitiendo monitorear las tendencias en la incidencia identificando periodos epidémicos en diferentes unidades territoriales, así como también caracterizar el comportamiento de la enfermedad (grupos poblacionales afectados y factores de riesgo, magnitud, severidad, mortalidad). </w:t>
-      </w:r>
-    </w:p>
-    <w:p>
-      <w:pPr>
-        <w:spacing w:before="280" w:after="200" w:line="360" w:lineRule="auto"/>
-        <w:jc w:val="both"/>
-        <w:rPr>
-          <w:sz w:val="24"/>
-          <w:szCs w:val="24"/>
-        </w:rPr>
-      </w:pPr>
-      <w:r>
-        <w:rPr>
-          <w:sz w:val="24"/>
-          <w:szCs w:val="24"/>
-        </w:rPr>
-        <w:t>Los principales objetivos de la vigilancia centinela de IRAG se enuncian a continuación:</w:t>
-      </w:r>
-    </w:p>
-    <w:p>
-      <w:pPr>
-        <w:widowControl/>
-        <w:numPr>
-          <w:ilvl w:val="0"/>
-          <w:numId w:val="14"/>
-        </w:numPr>
-        <w:autoSpaceDE/>
-        <w:autoSpaceDN/>
-        <w:spacing w:after="200" w:line="360" w:lineRule="auto"/>
-        <w:jc w:val="both"/>
-        <w:rPr>
-          <w:sz w:val="24"/>
-          <w:szCs w:val="24"/>
-        </w:rPr>
-      </w:pPr>
-      <w:r>
-        <w:rPr>
-          <w:sz w:val="24"/>
-          <w:szCs w:val="24"/>
-        </w:rPr>
-        <w:t>Identificar la frecuencia, distribución e impacto de los agentes etiológicos bajo vigilancia (VSR, Influenza, SARS CoV-2) en la internación y mortalidad por IRAs.</w:t>
-      </w:r>
-    </w:p>
-    <w:p>
-      <w:pPr>
-        <w:widowControl/>
-        <w:numPr>
-          <w:ilvl w:val="0"/>
-          <w:numId w:val="14"/>
-        </w:numPr>
-        <w:autoSpaceDE/>
-        <w:autoSpaceDN/>
-        <w:spacing w:after="200" w:line="360" w:lineRule="auto"/>
-        <w:jc w:val="both"/>
-        <w:rPr>
-          <w:sz w:val="24"/>
-          <w:szCs w:val="24"/>
-        </w:rPr>
-      </w:pPr>
-      <w:r>
-        <w:rPr>
-          <w:sz w:val="24"/>
-          <w:szCs w:val="24"/>
-        </w:rPr>
-        <w:t>Identificar y analizar grupos de riesgo y comorbilidades de los casos.</w:t>
-      </w:r>
-    </w:p>
-    <w:p>
-      <w:pPr>
-        <w:widowControl/>
-        <w:numPr>
-          <w:ilvl w:val="0"/>
-          <w:numId w:val="14"/>
-        </w:numPr>
-        <w:autoSpaceDE/>
-        <w:autoSpaceDN/>
-        <w:spacing w:after="200" w:line="360" w:lineRule="auto"/>
-        <w:jc w:val="both"/>
-        <w:rPr>
-          <w:sz w:val="24"/>
-          <w:szCs w:val="24"/>
-        </w:rPr>
-      </w:pPr>
-      <w:r>
-        <w:rPr>
-          <w:sz w:val="24"/>
-          <w:szCs w:val="24"/>
-        </w:rPr>
-        <w:lastRenderedPageBreak/>
-        <w:t>• Monitorear las características de los virus circulantes (Influenza, variantes de SARS-CoV2 y VSR.) en la enfermedad grave y mortalidad.</w:t>
-      </w:r>
-    </w:p>
-    <w:p>
-      <w:pPr>
-        <w:widowControl/>
-        <w:numPr>
-          <w:ilvl w:val="0"/>
-          <w:numId w:val="14"/>
-        </w:numPr>
-        <w:autoSpaceDE/>
-        <w:autoSpaceDN/>
-        <w:spacing w:after="200" w:line="360" w:lineRule="auto"/>
-        <w:jc w:val="both"/>
-        <w:rPr>
-          <w:sz w:val="24"/>
-          <w:szCs w:val="24"/>
-        </w:rPr>
-      </w:pPr>
-      <w:r>
-        <w:rPr>
-          <w:sz w:val="24"/>
-          <w:szCs w:val="24"/>
-        </w:rPr>
-        <w:t>• Disponer de la caracterización de los virus influenza que potencialmente puedan ser considerados para la composición vacunal.</w:t>
-      </w:r>
-    </w:p>
-    <w:p>
-      <w:pPr>
-        <w:widowControl/>
-        <w:numPr>
-          <w:ilvl w:val="0"/>
-          <w:numId w:val="14"/>
-        </w:numPr>
-        <w:autoSpaceDE/>
-        <w:autoSpaceDN/>
-        <w:spacing w:after="200" w:line="360" w:lineRule="auto"/>
-        <w:jc w:val="both"/>
-        <w:rPr>
-          <w:sz w:val="24"/>
-          <w:szCs w:val="24"/>
-        </w:rPr>
-      </w:pPr>
-      <w:r>
-        <w:rPr>
-          <w:sz w:val="24"/>
-          <w:szCs w:val="24"/>
-        </w:rPr>
-        <w:t>• Estimar la efectividad e impacto de las intervenciones como la vacuna frente a influenza estacional y frente a COVID-19 así como la implementación de la vacunación a embarazadas frente a VSR.</w:t>
-      </w:r>
-    </w:p>
-    <w:p>
-      <w:pPr>
-        <w:widowControl/>
-        <w:numPr>
-          <w:ilvl w:val="0"/>
-          <w:numId w:val="14"/>
-        </w:numPr>
-        <w:autoSpaceDE/>
-        <w:autoSpaceDN/>
-        <w:spacing w:after="200" w:line="360" w:lineRule="auto"/>
-        <w:jc w:val="both"/>
-        <w:rPr>
-          <w:sz w:val="24"/>
-          <w:szCs w:val="24"/>
-        </w:rPr>
-      </w:pPr>
-      <w:r>
-        <w:rPr>
-          <w:sz w:val="24"/>
-          <w:szCs w:val="24"/>
-        </w:rPr>
-        <w:t>• Establecer niveles de actividad umbral que sean de referencia para evaluar la transmisibilidad, gravedad e impacto de las epidemias de infecciones respiratorias agudas.</w:t>
-      </w:r>
-    </w:p>
-    <w:p>
-      <w:pPr>
-        <w:widowControl/>
-        <w:numPr>
-          <w:ilvl w:val="0"/>
-          <w:numId w:val="14"/>
-        </w:numPr>
-        <w:autoSpaceDE/>
-        <w:autoSpaceDN/>
-        <w:spacing w:after="200" w:line="360" w:lineRule="auto"/>
-        <w:jc w:val="both"/>
-        <w:rPr>
-          <w:sz w:val="24"/>
-          <w:szCs w:val="24"/>
-        </w:rPr>
-      </w:pPr>
-      <w:r>
-        <w:rPr>
-          <w:sz w:val="24"/>
-          <w:szCs w:val="24"/>
-        </w:rPr>
-        <w:t>• Estimar la carga de enfermedad por infecciones respiratorias agudas asociadas a virus respiratorios para informar la asignación de recursos y contribuir a la toma de decisiones en salud pública.</w:t>
-      </w:r>
-    </w:p>
-    <w:p>
-      <w:pPr>
-        <w:pStyle w:val="Textoindependiente"/>
-        <w:spacing w:before="1" w:line="278" w:lineRule="auto"/>
-        <w:ind w:right="199"/>
-        <w:jc w:val="both"/>
-        <w:rPr>
-          <w:sz w:val="24"/>
-          <w:szCs w:val="24"/>
-        </w:rPr>
-      </w:pPr>
-      <w:r>
-        <w:rPr>
-          <w:sz w:val="24"/>
-          <w:szCs w:val="24"/>
-        </w:rPr>
-        <w:t xml:space="preserve">De este modo, los objetivos de la UC permitirán contribuir a la evaluación del impacto sobre el sistema de salud y de las intervenciones adoptadas, como es el caso de la vacunación materna contra el Virus Sincicial </w:t>
-      </w:r>
-      <w:r>
-        <w:rPr>
-          <w:color w:val="333333"/>
-          <w:spacing w:val="-11"/>
-        </w:rPr>
-        <w:t>Respiratorio</w:t>
-      </w:r>
-      <w:r>
-        <w:rPr>
-          <w:sz w:val="24"/>
-          <w:szCs w:val="24"/>
-        </w:rPr>
-        <w:t xml:space="preserve"> (VSR).</w:t>
-      </w:r>
-    </w:p>
-    <w:p>
-      <w:pPr>
         <w:pStyle w:val="Ttulo"/>
         <w:spacing w:before="280" w:after="200" w:line="360" w:lineRule="auto"/>
         <w:jc w:val="both"/>
         <w:rPr>
-          <w:sz w:val="24"/>
-          <w:szCs w:val="24"/>
-        </w:rPr>
-      </w:pPr>
+          <w:b w:val="0"/>
+          <w:bCs w:val="0"/>
+          <w:sz w:val="24"/>
+          <w:szCs w:val="24"/>
+        </w:rPr>
+      </w:pPr>
+      <w:r>
+        <w:rPr>
+          <w:sz w:val="24"/>
+          <w:szCs w:val="24"/>
+        </w:rPr>
+        <w:t>Antecedentes</w:t>
+      </w:r>
     </w:p>
     <w:p>
       <w:pPr>
@@ -2072,6 +1751,26 @@
         <w:spacing w:before="280" w:after="200" w:line="360" w:lineRule="auto"/>
         <w:jc w:val="both"/>
         <w:rPr>
+          <w:sz w:val="24"/>
+          <w:szCs w:val="24"/>
+        </w:rPr>
+      </w:pPr>
+      <w:bookmarkStart w:id="0" w:name="_heading=h.6qnimug8av0y" w:colFirst="0" w:colLast="0"/>
+      <w:bookmarkEnd w:id="0"/>
+      <w:r>
+        <w:rPr>
+          <w:sz w:val="24"/>
+          <w:szCs w:val="24"/>
+        </w:rPr>
+        <w:t xml:space="preserve">Vigilancia en el proceso de atención </w:t>
+      </w:r>
+    </w:p>
+    <w:p>
+      <w:pPr>
+        <w:pStyle w:val="Ttulo"/>
+        <w:spacing w:before="280" w:after="200" w:line="360" w:lineRule="auto"/>
+        <w:jc w:val="both"/>
+        <w:rPr>
           <w:b w:val="0"/>
           <w:bCs w:val="0"/>
           <w:sz w:val="24"/>
@@ -2083,72 +1782,7 @@
           <w:sz w:val="24"/>
           <w:szCs w:val="24"/>
         </w:rPr>
-        <w:t>Antecedentes</w:t>
-      </w:r>
-    </w:p>
-    <w:p>
-      <w:pPr>
-        <w:spacing w:before="280" w:after="200" w:line="360" w:lineRule="auto"/>
-        <w:jc w:val="both"/>
-        <w:rPr>
-          <w:sz w:val="24"/>
-          <w:szCs w:val="24"/>
-        </w:rPr>
-      </w:pPr>
-      <w:r>
-        <w:rPr>
-          <w:sz w:val="24"/>
-          <w:szCs w:val="24"/>
-        </w:rPr>
-        <w:t>En el año 2024 se constituye la UC – IRAG en el Hospital Regional de Ushuaia, se realizaron reuniones con las autoridades del hospital, y sus áreas de laboratorio, estadística y los servicios implicados, de guardia, pediatría y clínica médica, así como también la Dirección de Epidemiología y sus responsables del Departamento de Epidemiología Zona Sur.</w:t>
-      </w:r>
-    </w:p>
-    <w:p>
-      <w:pPr>
-        <w:spacing w:before="280" w:after="200" w:line="360" w:lineRule="auto"/>
-        <w:jc w:val="both"/>
-        <w:rPr>
-          <w:sz w:val="24"/>
-          <w:szCs w:val="24"/>
-        </w:rPr>
-      </w:pPr>
-      <w:r>
-        <w:rPr>
-          <w:sz w:val="24"/>
-          <w:szCs w:val="24"/>
-        </w:rPr>
-        <w:t>En el Hospital Regional Ushuaia, ya existían antecedentes de trabajo en la estrategia Unidad Centinela desde el laboratorio, con participación de profesionales con experiencia en esa área y de epidemiología.</w:t>
-      </w:r>
-    </w:p>
-    <w:p>
-      <w:pPr>
-        <w:spacing w:before="280" w:after="200" w:line="360" w:lineRule="auto"/>
-        <w:jc w:val="both"/>
-        <w:rPr>
-          <w:sz w:val="24"/>
-          <w:szCs w:val="24"/>
-        </w:rPr>
-      </w:pPr>
-      <w:r>
-        <w:rPr>
-          <w:sz w:val="24"/>
-          <w:szCs w:val="24"/>
-        </w:rPr>
-        <w:t xml:space="preserve">A partir del año 2025, es necesario formar parte de la estrategia nacional de vigilancia, en contexto </w:t>
-      </w:r>
-      <w:r>
-        <w:rPr>
-          <w:sz w:val="24"/>
-          <w:szCs w:val="24"/>
-        </w:rPr>
-        <w:t>pos pandémico</w:t>
-      </w:r>
-      <w:r>
-        <w:rPr>
-          <w:sz w:val="24"/>
-          <w:szCs w:val="24"/>
-        </w:rPr>
-        <w:t>.</w:t>
+        <w:t>Propósito</w:t>
       </w:r>
     </w:p>
     <w:p>
@@ -2157,67 +1791,20 @@
         <w:spacing w:before="280" w:after="200" w:line="360" w:lineRule="auto"/>
         <w:jc w:val="both"/>
         <w:rPr>
-          <w:sz w:val="24"/>
-          <w:szCs w:val="24"/>
-        </w:rPr>
-      </w:pPr>
-      <w:bookmarkStart w:id="1" w:name="_heading=h.6qnimug8av0y" w:colFirst="0" w:colLast="0"/>
+          <w:b w:val="0"/>
+          <w:bCs w:val="0"/>
+          <w:sz w:val="24"/>
+          <w:szCs w:val="24"/>
+        </w:rPr>
+      </w:pPr>
+      <w:bookmarkStart w:id="1" w:name="_heading=h.2qt62ydxs85s" w:colFirst="0" w:colLast="0"/>
       <w:bookmarkEnd w:id="1"/>
       <w:r>
         <w:rPr>
           <w:sz w:val="24"/>
           <w:szCs w:val="24"/>
         </w:rPr>
-        <w:lastRenderedPageBreak/>
-        <w:t xml:space="preserve">Vigilancia en el proceso de atención </w:t>
-      </w:r>
-    </w:p>
-    <w:p>
-      <w:pPr>
-        <w:spacing w:before="280" w:after="200" w:line="360" w:lineRule="auto"/>
-        <w:jc w:val="both"/>
-        <w:rPr>
-          <w:sz w:val="24"/>
-          <w:szCs w:val="24"/>
-        </w:rPr>
-      </w:pPr>
-      <w:r>
-        <w:rPr>
-          <w:sz w:val="24"/>
-          <w:szCs w:val="24"/>
-        </w:rPr>
-        <w:t>Participamos en capacitaciones brindadas por el nivel nacional, reuniones interdisciplinarias en el ámbito hospitalario, y reuniones virtuales para el monitoreo de la estrategia. Informamos avances a nivel central.</w:t>
-      </w:r>
-      <w:r>
-        <w:rPr>
-          <w:sz w:val="24"/>
-          <w:szCs w:val="24"/>
-        </w:rPr>
-        <w:t xml:space="preserve"> </w:t>
-      </w:r>
-      <w:r>
-        <w:rPr>
-          <w:sz w:val="24"/>
-          <w:szCs w:val="24"/>
-        </w:rPr>
-        <w:t xml:space="preserve">Recibimos y validamos la ficha de notificación, completamos solapa clínica y epidemiológica. </w:t>
-      </w:r>
-    </w:p>
-    <w:p>
-      <w:pPr>
-        <w:spacing w:before="280" w:after="200" w:line="360" w:lineRule="auto"/>
-        <w:jc w:val="both"/>
-        <w:rPr>
-          <w:sz w:val="24"/>
-          <w:szCs w:val="24"/>
-        </w:rPr>
-      </w:pPr>
-      <w:r>
-        <w:rPr>
-          <w:sz w:val="24"/>
-          <w:szCs w:val="24"/>
-        </w:rPr>
-        <w:t>Monitoreamos evolución del paciente, notificamos el uso de Oseltamivir para el recupero en conjunto con la farmacia del HRU. Verificamos el estado de vacunación del niño o niña en estudio y la madre.</w:t>
+        <w:t xml:space="preserve">Objetivos General </w:t>
       </w:r>
     </w:p>
     <w:p>
@@ -2226,10 +1813,23 @@
         <w:spacing w:before="280" w:after="200" w:line="360" w:lineRule="auto"/>
         <w:jc w:val="both"/>
         <w:rPr>
-          <w:sz w:val="24"/>
-          <w:szCs w:val="24"/>
-        </w:rPr>
-      </w:pPr>
+          <w:b w:val="0"/>
+          <w:bCs w:val="0"/>
+          <w:sz w:val="24"/>
+          <w:szCs w:val="24"/>
+        </w:rPr>
+      </w:pPr>
+      <w:bookmarkStart w:id="2" w:name="_heading=h.5dma1ln8pu5v" w:colFirst="0" w:colLast="0"/>
+      <w:bookmarkStart w:id="3" w:name="_heading=h.s0cjpo4isdrh" w:colFirst="0" w:colLast="0"/>
+      <w:bookmarkEnd w:id="2"/>
+      <w:bookmarkEnd w:id="3"/>
+      <w:r>
+        <w:rPr>
+          <w:sz w:val="24"/>
+          <w:szCs w:val="24"/>
+        </w:rPr>
+        <w:t xml:space="preserve">Objetivos específicos </w:t>
+      </w:r>
     </w:p>
     <w:p>
       <w:pPr>
@@ -2248,24 +1848,14 @@
           <w:sz w:val="24"/>
           <w:szCs w:val="24"/>
         </w:rPr>
-        <w:t>Propósito</w:t>
-      </w:r>
-    </w:p>
-    <w:p>
-      <w:pPr>
-        <w:spacing w:before="280" w:after="200" w:line="360" w:lineRule="auto"/>
-        <w:jc w:val="both"/>
-        <w:rPr>
-          <w:sz w:val="24"/>
-          <w:szCs w:val="24"/>
-        </w:rPr>
-      </w:pPr>
-      <w:r>
-        <w:rPr>
-          <w:sz w:val="24"/>
-          <w:szCs w:val="24"/>
-        </w:rPr>
-        <w:t>El presente plan de análisis se elabora con el fin de ordenar de manera sistemática el procesamiento de los datos disponibles, identificando fuentes de información, criterios y métodos que aseguren consistencia, comparabilidad y utilidad epidemiológica.</w:t>
+        <w:t xml:space="preserve">Definiciones de caso de </w:t>
+      </w:r>
+      <w:r>
+        <w:rPr>
+          <w:sz w:val="24"/>
+          <w:szCs w:val="24"/>
+        </w:rPr>
+        <w:t>HV</w:t>
       </w:r>
     </w:p>
     <w:p>
@@ -2274,12 +1864,21 @@
         <w:spacing w:before="280" w:after="200" w:line="360" w:lineRule="auto"/>
         <w:jc w:val="both"/>
         <w:rPr>
-          <w:sz w:val="24"/>
-          <w:szCs w:val="24"/>
-        </w:rPr>
-      </w:pPr>
-      <w:bookmarkStart w:id="2" w:name="_heading=h.2qt62ydxs85s" w:colFirst="0" w:colLast="0"/>
-      <w:bookmarkEnd w:id="2"/>
+          <w:b w:val="0"/>
+          <w:bCs w:val="0"/>
+          <w:sz w:val="24"/>
+          <w:szCs w:val="24"/>
+        </w:rPr>
+      </w:pPr>
+      <w:bookmarkStart w:id="4" w:name="_heading=h.buq4tdf1nl25" w:colFirst="0" w:colLast="0"/>
+      <w:bookmarkEnd w:id="4"/>
+      <w:r>
+        <w:rPr>
+          <w:sz w:val="24"/>
+          <w:szCs w:val="24"/>
+        </w:rPr>
+        <w:t>Criterios de Inclusión</w:t>
+      </w:r>
     </w:p>
     <w:p>
       <w:pPr>
@@ -2298,7 +1897,7 @@
           <w:sz w:val="24"/>
           <w:szCs w:val="24"/>
         </w:rPr>
-        <w:t xml:space="preserve">Objetivos General </w:t>
+        <w:t>Criterios de Exclusión</w:t>
       </w:r>
     </w:p>
     <w:p>
@@ -2308,14 +1907,15 @@
         <w:rPr>
           <w:sz w:val="24"/>
           <w:szCs w:val="24"/>
-        </w:rPr>
-      </w:pPr>
-      <w:r>
-        <w:rPr>
-          <w:sz w:val="24"/>
-          <w:szCs w:val="24"/>
-        </w:rPr>
-        <w:t xml:space="preserve">Caracterizar el perfil clínico, epidemiológico y etiológico de las infecciones respiratorias agudas graves (IRAG) e infecciones respiratorias agudas graves extendidas (IRAGE) notificadas en el Hospital Regional de Ushuaia, en el marco de la estrategia de vigilancia Unidad Centinela de IRAG, durante el período comprendido entre la semana epidemiológica 1 y la  semana epidemiológica 52 del año 2025, con el fin de describir su comportamiento temporal, identificar grupos de riesgo y aportar información para la vigilancia y el análisis de su impacto en el sistema de salud. </w:t>
+          <w:highlight w:val="magenta"/>
+        </w:rPr>
+      </w:pPr>
+      <w:r>
+        <w:rPr>
+          <w:sz w:val="24"/>
+          <w:szCs w:val="24"/>
+        </w:rPr>
+        <w:t xml:space="preserve">Se excluyen de este análisis los casos cuya clasificación manual sea invalidados por epidemiología. </w:t>
       </w:r>
     </w:p>
     <w:p>
@@ -2324,14 +1924,76 @@
         <w:spacing w:before="280" w:after="200" w:line="360" w:lineRule="auto"/>
         <w:jc w:val="both"/>
         <w:rPr>
-          <w:sz w:val="24"/>
-          <w:szCs w:val="24"/>
-        </w:rPr>
-      </w:pPr>
-      <w:bookmarkStart w:id="3" w:name="_heading=h.5dma1ln8pu5v" w:colFirst="0" w:colLast="0"/>
-      <w:bookmarkStart w:id="4" w:name="_heading=h.s0cjpo4isdrh" w:colFirst="0" w:colLast="0"/>
-      <w:bookmarkEnd w:id="3"/>
-      <w:bookmarkEnd w:id="4"/>
+          <w:b w:val="0"/>
+          <w:bCs w:val="0"/>
+          <w:sz w:val="24"/>
+          <w:szCs w:val="24"/>
+        </w:rPr>
+      </w:pPr>
+      <w:bookmarkStart w:id="5" w:name="_heading=h.2xyaxoou12ct" w:colFirst="0" w:colLast="0"/>
+      <w:bookmarkEnd w:id="5"/>
+      <w:r>
+        <w:rPr>
+          <w:sz w:val="24"/>
+          <w:szCs w:val="24"/>
+        </w:rPr>
+        <w:t xml:space="preserve">Fuente de Datos </w:t>
+      </w:r>
+    </w:p>
+    <w:p>
+      <w:pPr>
+        <w:spacing w:before="280" w:after="200" w:line="360" w:lineRule="auto"/>
+        <w:jc w:val="both"/>
+        <w:rPr>
+          <w:sz w:val="24"/>
+          <w:szCs w:val="24"/>
+        </w:rPr>
+      </w:pPr>
+      <w:r>
+        <w:rPr>
+          <w:sz w:val="24"/>
+          <w:szCs w:val="24"/>
+        </w:rPr>
+        <w:t xml:space="preserve">- Datos nominales registrados en SNVS 2.0, procesados por el área de epidemiología del nivel </w:t>
+      </w:r>
+      <w:r>
+        <w:rPr>
+          <w:sz w:val="24"/>
+          <w:szCs w:val="24"/>
+        </w:rPr>
+        <w:t>provincial</w:t>
+      </w:r>
+      <w:r>
+        <w:rPr>
+          <w:sz w:val="24"/>
+          <w:szCs w:val="24"/>
+        </w:rPr>
+        <w:t>.</w:t>
+      </w:r>
+    </w:p>
+    <w:p>
+      <w:pPr>
+        <w:spacing w:before="280" w:after="200" w:line="360" w:lineRule="auto"/>
+        <w:jc w:val="both"/>
+        <w:rPr>
+          <w:sz w:val="24"/>
+          <w:szCs w:val="24"/>
+        </w:rPr>
+      </w:pPr>
+      <w:r>
+        <w:rPr>
+          <w:sz w:val="24"/>
+          <w:szCs w:val="24"/>
+        </w:rPr>
+        <w:t xml:space="preserve">- Drive de carga </w:t>
+      </w:r>
+      <w:r>
+        <w:rPr>
+          <w:sz w:val="24"/>
+          <w:szCs w:val="24"/>
+        </w:rPr>
+        <w:t>interna de la Unidad Centinela de HV.</w:t>
+      </w:r>
     </w:p>
     <w:p>
       <w:pPr>
@@ -2345,1055 +2007,8 @@
           <w:szCs w:val="24"/>
         </w:rPr>
       </w:pPr>
-      <w:r>
-        <w:rPr>
-          <w:sz w:val="24"/>
-          <w:szCs w:val="24"/>
-        </w:rPr>
-        <w:t xml:space="preserve">Objetivos específicos </w:t>
-      </w:r>
-    </w:p>
-    <w:p>
-      <w:pPr>
-        <w:widowControl/>
-        <w:numPr>
-          <w:ilvl w:val="0"/>
-          <w:numId w:val="18"/>
-        </w:numPr>
-        <w:autoSpaceDE/>
-        <w:autoSpaceDN/>
-        <w:spacing w:after="200" w:line="360" w:lineRule="auto"/>
-        <w:jc w:val="both"/>
-        <w:rPr>
-          <w:sz w:val="24"/>
-          <w:szCs w:val="24"/>
-        </w:rPr>
-      </w:pPr>
-      <w:r>
-        <w:rPr>
-          <w:rFonts w:ascii="Arial" w:eastAsia="Arial" w:hAnsi="Arial" w:cs="Arial"/>
-          <w:sz w:val="24"/>
-          <w:szCs w:val="24"/>
-        </w:rPr>
-        <w:lastRenderedPageBreak/>
-        <w:t xml:space="preserve">Describir la distribución temporal de los casos de </w:t>
-      </w:r>
-      <w:r>
-        <w:rPr>
-          <w:rFonts w:ascii="Arial" w:eastAsia="Arial" w:hAnsi="Arial" w:cs="Arial"/>
-          <w:sz w:val="24"/>
-          <w:szCs w:val="24"/>
-        </w:rPr>
-        <w:t>IRAG e</w:t>
-      </w:r>
-      <w:r>
-        <w:rPr>
-          <w:rFonts w:ascii="Arial" w:eastAsia="Arial" w:hAnsi="Arial" w:cs="Arial"/>
-          <w:sz w:val="24"/>
-          <w:szCs w:val="24"/>
-        </w:rPr>
-        <w:t xml:space="preserve"> </w:t>
-      </w:r>
-      <w:r>
-        <w:rPr>
-          <w:sz w:val="24"/>
-          <w:szCs w:val="24"/>
-        </w:rPr>
-        <w:t>IRAGE</w:t>
-      </w:r>
-      <w:r>
-        <w:rPr>
-          <w:rFonts w:ascii="Arial" w:eastAsia="Arial" w:hAnsi="Arial" w:cs="Arial"/>
-          <w:sz w:val="24"/>
-          <w:szCs w:val="24"/>
-        </w:rPr>
-        <w:t xml:space="preserve"> por semana epidemiológica y por año, identificando patrones de tendencia y comportamiento estacional. </w:t>
-      </w:r>
-    </w:p>
-    <w:p>
-      <w:pPr>
-        <w:widowControl/>
-        <w:numPr>
-          <w:ilvl w:val="0"/>
-          <w:numId w:val="18"/>
-        </w:numPr>
-        <w:autoSpaceDE/>
-        <w:autoSpaceDN/>
-        <w:spacing w:after="200" w:line="360" w:lineRule="auto"/>
-        <w:jc w:val="both"/>
-        <w:rPr>
-          <w:sz w:val="24"/>
-          <w:szCs w:val="24"/>
-        </w:rPr>
-      </w:pPr>
-      <w:r>
-        <w:rPr>
-          <w:rFonts w:ascii="Arial" w:eastAsia="Arial" w:hAnsi="Arial" w:cs="Arial"/>
-          <w:sz w:val="24"/>
-          <w:szCs w:val="24"/>
-        </w:rPr>
-        <w:t xml:space="preserve">Describir la distribución de casos de IRAG e </w:t>
-      </w:r>
-      <w:r>
-        <w:rPr>
-          <w:sz w:val="24"/>
-          <w:szCs w:val="24"/>
-        </w:rPr>
-        <w:t>IRAGE</w:t>
-      </w:r>
-      <w:r>
-        <w:rPr>
-          <w:rFonts w:ascii="Arial" w:eastAsia="Arial" w:hAnsi="Arial" w:cs="Arial"/>
-          <w:sz w:val="24"/>
-          <w:szCs w:val="24"/>
-        </w:rPr>
-        <w:t xml:space="preserve"> por grupo etario, por semana epidemiológica </w:t>
-      </w:r>
-      <w:r>
-        <w:rPr>
-          <w:rFonts w:ascii="Arial" w:eastAsia="Arial" w:hAnsi="Arial" w:cs="Arial"/>
-          <w:sz w:val="24"/>
-          <w:szCs w:val="24"/>
-        </w:rPr>
-        <w:t>y por</w:t>
-      </w:r>
-      <w:r>
-        <w:rPr>
-          <w:rFonts w:ascii="Arial" w:eastAsia="Arial" w:hAnsi="Arial" w:cs="Arial"/>
-          <w:sz w:val="24"/>
-          <w:szCs w:val="24"/>
-        </w:rPr>
-        <w:t xml:space="preserve"> año, identificando grupos poblaciones de mayor riesgo. </w:t>
-      </w:r>
-    </w:p>
-    <w:p>
-      <w:pPr>
-        <w:widowControl/>
-        <w:numPr>
-          <w:ilvl w:val="0"/>
-          <w:numId w:val="18"/>
-        </w:numPr>
-        <w:autoSpaceDE/>
-        <w:autoSpaceDN/>
-        <w:spacing w:after="200" w:line="360" w:lineRule="auto"/>
-        <w:jc w:val="both"/>
-        <w:rPr>
-          <w:sz w:val="24"/>
-          <w:szCs w:val="24"/>
-        </w:rPr>
-      </w:pPr>
-      <w:r>
-        <w:rPr>
-          <w:rFonts w:ascii="Arial" w:eastAsia="Arial" w:hAnsi="Arial" w:cs="Arial"/>
-          <w:sz w:val="24"/>
-          <w:szCs w:val="24"/>
-        </w:rPr>
-        <w:t>Estimar el porcentaje de positividad para SARS-Co</w:t>
-      </w:r>
-      <w:r>
-        <w:rPr>
-          <w:sz w:val="24"/>
-          <w:szCs w:val="24"/>
-        </w:rPr>
-        <w:t>V-</w:t>
-      </w:r>
-      <w:r>
-        <w:rPr>
-          <w:rFonts w:ascii="Arial" w:eastAsia="Arial" w:hAnsi="Arial" w:cs="Arial"/>
-          <w:sz w:val="24"/>
-          <w:szCs w:val="24"/>
-        </w:rPr>
-        <w:t xml:space="preserve">2, Influenza </w:t>
-      </w:r>
-      <w:r>
-        <w:rPr>
-          <w:rFonts w:ascii="Arial" w:eastAsia="Arial" w:hAnsi="Arial" w:cs="Arial"/>
-          <w:sz w:val="24"/>
-          <w:szCs w:val="24"/>
-        </w:rPr>
-        <w:t>y VSR</w:t>
-      </w:r>
-      <w:r>
-        <w:rPr>
-          <w:rFonts w:ascii="Arial" w:eastAsia="Arial" w:hAnsi="Arial" w:cs="Arial"/>
-          <w:sz w:val="24"/>
-          <w:szCs w:val="24"/>
-        </w:rPr>
-        <w:t xml:space="preserve"> por semana epidemiológica y por año, a fin de caracterizar etio</w:t>
-      </w:r>
-      <w:r>
-        <w:rPr>
-          <w:sz w:val="24"/>
-          <w:szCs w:val="24"/>
-        </w:rPr>
-        <w:t>lógicamente</w:t>
-      </w:r>
-      <w:r>
-        <w:rPr>
-          <w:rFonts w:ascii="Arial" w:eastAsia="Arial" w:hAnsi="Arial" w:cs="Arial"/>
-          <w:sz w:val="24"/>
-          <w:szCs w:val="24"/>
-        </w:rPr>
-        <w:t xml:space="preserve"> la circulación de virus respiratorios.  </w:t>
-      </w:r>
-    </w:p>
-    <w:p>
-      <w:pPr>
-        <w:widowControl/>
-        <w:numPr>
-          <w:ilvl w:val="0"/>
-          <w:numId w:val="18"/>
-        </w:numPr>
-        <w:autoSpaceDE/>
-        <w:autoSpaceDN/>
-        <w:spacing w:after="200" w:line="360" w:lineRule="auto"/>
-        <w:jc w:val="both"/>
-        <w:rPr>
-          <w:sz w:val="24"/>
-          <w:szCs w:val="24"/>
-        </w:rPr>
-      </w:pPr>
-      <w:r>
-        <w:rPr>
-          <w:rFonts w:ascii="Arial" w:eastAsia="Arial" w:hAnsi="Arial" w:cs="Arial"/>
-          <w:sz w:val="24"/>
-          <w:szCs w:val="24"/>
-        </w:rPr>
-        <w:t>Caracterizar</w:t>
-      </w:r>
-      <w:r>
-        <w:rPr>
-          <w:sz w:val="24"/>
-          <w:szCs w:val="24"/>
-        </w:rPr>
-        <w:t xml:space="preserve"> la frecuencia de comorbilidades registradas en los casos de IRAG e IRAGE por grupo etario,</w:t>
-      </w:r>
-      <w:r>
-        <w:rPr>
-          <w:rFonts w:ascii="Arial" w:eastAsia="Arial" w:hAnsi="Arial" w:cs="Arial"/>
-          <w:sz w:val="24"/>
-          <w:szCs w:val="24"/>
-        </w:rPr>
-        <w:t xml:space="preserve"> identificando factores asociados a mayor riesgo de gravedad.</w:t>
-      </w:r>
-    </w:p>
-    <w:p>
-      <w:pPr>
-        <w:widowControl/>
-        <w:numPr>
-          <w:ilvl w:val="0"/>
-          <w:numId w:val="18"/>
-        </w:numPr>
-        <w:autoSpaceDE/>
-        <w:autoSpaceDN/>
-        <w:spacing w:before="280" w:after="200" w:line="360" w:lineRule="auto"/>
-        <w:jc w:val="both"/>
-        <w:rPr>
-          <w:sz w:val="24"/>
-          <w:szCs w:val="24"/>
-        </w:rPr>
-      </w:pPr>
-      <w:r>
-        <w:rPr>
-          <w:sz w:val="24"/>
-          <w:szCs w:val="24"/>
-          <w:highlight w:val="white"/>
-        </w:rPr>
-        <w:t xml:space="preserve">Caracterizar la distribución del antecedente de vacunación antigripal en </w:t>
-      </w:r>
-      <w:r>
-        <w:rPr>
-          <w:sz w:val="24"/>
-          <w:szCs w:val="24"/>
-          <w:highlight w:val="white"/>
-        </w:rPr>
-        <w:t>n</w:t>
-      </w:r>
-      <w:r>
-        <w:rPr>
-          <w:sz w:val="24"/>
-          <w:szCs w:val="24"/>
-          <w:highlight w:val="white"/>
-        </w:rPr>
-        <w:t>iños y niñas de 6 a 23 meses de edad</w:t>
-      </w:r>
-      <w:r>
-        <w:rPr>
-          <w:sz w:val="24"/>
-          <w:szCs w:val="24"/>
-          <w:highlight w:val="white"/>
-        </w:rPr>
-        <w:t>.</w:t>
-      </w:r>
-    </w:p>
-    <w:p>
-      <w:pPr>
-        <w:widowControl/>
-        <w:numPr>
-          <w:ilvl w:val="0"/>
-          <w:numId w:val="18"/>
-        </w:numPr>
-        <w:autoSpaceDE/>
-        <w:autoSpaceDN/>
-        <w:spacing w:before="280" w:after="200" w:line="360" w:lineRule="auto"/>
-        <w:jc w:val="both"/>
-        <w:rPr>
-          <w:sz w:val="24"/>
-          <w:szCs w:val="24"/>
-        </w:rPr>
-      </w:pPr>
-      <w:r>
-        <w:rPr>
-          <w:sz w:val="24"/>
-          <w:szCs w:val="24"/>
-          <w:highlight w:val="white"/>
-        </w:rPr>
-        <w:t xml:space="preserve">Caracterizar la </w:t>
-      </w:r>
-      <w:r>
-        <w:rPr>
-          <w:sz w:val="24"/>
-          <w:szCs w:val="24"/>
-          <w:highlight w:val="white"/>
-        </w:rPr>
-        <w:t xml:space="preserve">vacunación materna contra Influenza </w:t>
-      </w:r>
-      <w:r>
-        <w:rPr>
-          <w:sz w:val="24"/>
-          <w:szCs w:val="24"/>
-          <w:highlight w:val="white"/>
-        </w:rPr>
-        <w:t xml:space="preserve">y VSR </w:t>
-      </w:r>
-      <w:r>
-        <w:rPr>
-          <w:sz w:val="24"/>
-          <w:szCs w:val="24"/>
-          <w:highlight w:val="white"/>
-        </w:rPr>
-        <w:t xml:space="preserve">en </w:t>
-      </w:r>
-      <w:r>
-        <w:rPr>
-          <w:sz w:val="24"/>
-          <w:szCs w:val="24"/>
-          <w:highlight w:val="white"/>
-        </w:rPr>
-        <w:t>niños y niñas menores de</w:t>
-      </w:r>
-      <w:r>
-        <w:rPr>
-          <w:sz w:val="24"/>
-          <w:szCs w:val="24"/>
-          <w:highlight w:val="white"/>
-        </w:rPr>
-        <w:t xml:space="preserve"> 6 meses </w:t>
-      </w:r>
-      <w:r>
-        <w:rPr>
-          <w:sz w:val="24"/>
-          <w:szCs w:val="24"/>
-          <w:highlight w:val="white"/>
-        </w:rPr>
-        <w:t>de edad</w:t>
-      </w:r>
-      <w:r>
-        <w:rPr>
-          <w:sz w:val="24"/>
-          <w:szCs w:val="24"/>
-          <w:highlight w:val="white"/>
-        </w:rPr>
-        <w:t>.</w:t>
-      </w:r>
-    </w:p>
-    <w:p>
-      <w:pPr>
-        <w:widowControl/>
-        <w:numPr>
-          <w:ilvl w:val="0"/>
-          <w:numId w:val="18"/>
-        </w:numPr>
-        <w:autoSpaceDE/>
-        <w:autoSpaceDN/>
-        <w:spacing w:before="280" w:after="200" w:line="360" w:lineRule="auto"/>
-        <w:jc w:val="both"/>
-        <w:rPr>
-          <w:sz w:val="24"/>
-          <w:szCs w:val="24"/>
-        </w:rPr>
-      </w:pPr>
-      <w:r>
-        <w:rPr>
-          <w:sz w:val="24"/>
-          <w:szCs w:val="24"/>
-        </w:rPr>
-        <w:t xml:space="preserve">Estimar la proporción de casos de IRAG e IRAGE en relación con el total de pacientes internados por todas las causas por semana epidemiológica y por año con el fin de estimar la carga de enfermedad respiratoria en el hospital. </w:t>
-      </w:r>
-    </w:p>
-    <w:p>
-      <w:pPr>
-        <w:widowControl/>
-        <w:numPr>
-          <w:ilvl w:val="0"/>
-          <w:numId w:val="18"/>
-        </w:numPr>
-        <w:autoSpaceDE/>
-        <w:autoSpaceDN/>
-        <w:spacing w:before="280" w:after="200" w:line="360" w:lineRule="auto"/>
-        <w:jc w:val="both"/>
-        <w:rPr>
-          <w:sz w:val="24"/>
-          <w:szCs w:val="24"/>
-        </w:rPr>
-      </w:pPr>
-      <w:r>
-        <w:rPr>
-          <w:sz w:val="24"/>
-          <w:szCs w:val="24"/>
-        </w:rPr>
-        <w:t xml:space="preserve">Estimar </w:t>
-      </w:r>
-      <w:r>
-        <w:rPr>
-          <w:rFonts w:ascii="Arial" w:eastAsia="Arial" w:hAnsi="Arial" w:cs="Arial"/>
-          <w:sz w:val="24"/>
-          <w:szCs w:val="24"/>
-        </w:rPr>
-        <w:t>la proporción de casos que requieren ingreso a unidades de cuidados intensivos, en relaci</w:t>
-      </w:r>
-      <w:r>
-        <w:rPr>
-          <w:sz w:val="24"/>
-          <w:szCs w:val="24"/>
-        </w:rPr>
-        <w:t xml:space="preserve">ón con el total de pacientes que ingresaron a </w:t>
-      </w:r>
-      <w:r>
-        <w:rPr>
-          <w:sz w:val="24"/>
-          <w:szCs w:val="24"/>
-        </w:rPr>
-        <w:t>UCI</w:t>
-      </w:r>
-      <w:r>
-        <w:rPr>
-          <w:sz w:val="24"/>
-          <w:szCs w:val="24"/>
-        </w:rPr>
-        <w:t>,</w:t>
-      </w:r>
-      <w:r>
-        <w:rPr>
-          <w:rFonts w:ascii="Arial" w:eastAsia="Arial" w:hAnsi="Arial" w:cs="Arial"/>
-          <w:sz w:val="24"/>
-          <w:szCs w:val="24"/>
-        </w:rPr>
-        <w:t xml:space="preserve"> por semana epidemiológica y grupo etario, como indicador de severidad. </w:t>
-      </w:r>
-    </w:p>
-    <w:p>
-      <w:pPr>
-        <w:widowControl/>
-        <w:numPr>
-          <w:ilvl w:val="0"/>
-          <w:numId w:val="18"/>
-        </w:numPr>
-        <w:autoSpaceDE/>
-        <w:autoSpaceDN/>
-        <w:spacing w:after="200" w:line="360" w:lineRule="auto"/>
-        <w:jc w:val="both"/>
-        <w:rPr>
-          <w:sz w:val="24"/>
-          <w:szCs w:val="24"/>
-        </w:rPr>
-      </w:pPr>
-      <w:r>
-        <w:rPr>
-          <w:rFonts w:ascii="Arial" w:eastAsia="Arial" w:hAnsi="Arial" w:cs="Arial"/>
-          <w:sz w:val="24"/>
-          <w:szCs w:val="24"/>
-        </w:rPr>
-        <w:t xml:space="preserve">Estimar la proporción de casos fallecidos en relación con el total de pacientes fallecidos, por semana epidemiológica y por año, con el fin de evaluar el impacto en la mortalidad hospitalaria. </w:t>
-      </w:r>
-    </w:p>
-    <w:p>
-      <w:pPr>
-        <w:widowControl/>
-        <w:numPr>
-          <w:ilvl w:val="0"/>
-          <w:numId w:val="18"/>
-        </w:numPr>
-        <w:autoSpaceDE/>
-        <w:autoSpaceDN/>
-        <w:spacing w:before="280" w:after="200" w:line="360" w:lineRule="auto"/>
-        <w:jc w:val="both"/>
-        <w:rPr>
-          <w:sz w:val="24"/>
-          <w:szCs w:val="24"/>
-        </w:rPr>
-      </w:pPr>
-      <w:r>
-        <w:rPr>
-          <w:rFonts w:ascii="Arial" w:eastAsia="Arial" w:hAnsi="Arial" w:cs="Arial"/>
-          <w:sz w:val="24"/>
-          <w:szCs w:val="24"/>
-        </w:rPr>
-        <w:t xml:space="preserve">Calcular la tasa de letalidad de los casos de IRAG e </w:t>
-      </w:r>
-      <w:r>
-        <w:rPr>
-          <w:sz w:val="24"/>
-          <w:szCs w:val="24"/>
-        </w:rPr>
-        <w:t>IRAGE</w:t>
-      </w:r>
-      <w:r>
-        <w:rPr>
-          <w:rFonts w:ascii="Arial" w:eastAsia="Arial" w:hAnsi="Arial" w:cs="Arial"/>
-          <w:sz w:val="24"/>
-          <w:szCs w:val="24"/>
-        </w:rPr>
-        <w:t xml:space="preserve">, por grupo etario, como medida de gravedad clínica. </w:t>
-      </w:r>
-    </w:p>
-    <w:p>
-      <w:pPr>
-        <w:widowControl/>
-        <w:numPr>
-          <w:ilvl w:val="0"/>
-          <w:numId w:val="18"/>
-        </w:numPr>
-        <w:autoSpaceDE/>
-        <w:autoSpaceDN/>
-        <w:spacing w:before="280" w:after="200" w:line="360" w:lineRule="auto"/>
-        <w:jc w:val="both"/>
-        <w:rPr>
-          <w:sz w:val="24"/>
-          <w:szCs w:val="24"/>
-        </w:rPr>
-      </w:pPr>
-      <w:r>
-        <w:rPr>
-          <w:sz w:val="24"/>
-          <w:szCs w:val="24"/>
-        </w:rPr>
-        <w:lastRenderedPageBreak/>
-        <w:t xml:space="preserve"> Analizar la relación entre el agente etiológico, grupo etario y severidad (ingreso a UTI y fallecimiento) para identificar grupo de riesgo. </w:t>
-      </w:r>
-    </w:p>
-    <w:p>
-      <w:pPr>
-        <w:pStyle w:val="Ttulo"/>
-        <w:spacing w:before="280" w:after="200" w:line="360" w:lineRule="auto"/>
-        <w:jc w:val="both"/>
-        <w:rPr>
-          <w:sz w:val="24"/>
-          <w:szCs w:val="24"/>
-        </w:rPr>
-      </w:pPr>
-    </w:p>
-    <w:p>
-      <w:pPr>
-        <w:pStyle w:val="Ttulo"/>
-        <w:spacing w:before="280" w:after="200" w:line="360" w:lineRule="auto"/>
-        <w:jc w:val="both"/>
-        <w:rPr>
-          <w:b w:val="0"/>
-          <w:bCs w:val="0"/>
-          <w:sz w:val="24"/>
-          <w:szCs w:val="24"/>
-        </w:rPr>
-      </w:pPr>
-      <w:r>
-        <w:rPr>
-          <w:sz w:val="24"/>
-          <w:szCs w:val="24"/>
-        </w:rPr>
-        <w:t>Definiciones de caso de IRAG e IRAGE</w:t>
-      </w:r>
-    </w:p>
-    <w:p>
-      <w:pPr>
-        <w:spacing w:before="280" w:after="200" w:line="360" w:lineRule="auto"/>
-        <w:jc w:val="both"/>
-        <w:rPr>
-          <w:sz w:val="24"/>
-          <w:szCs w:val="24"/>
-        </w:rPr>
-      </w:pPr>
-      <w:r>
-        <w:rPr>
-          <w:sz w:val="24"/>
-          <w:szCs w:val="24"/>
-        </w:rPr>
-        <w:t>IRA</w:t>
-      </w:r>
-      <w:sdt>
-        <w:sdtPr>
-          <w:tag w:val="goog_rdk_0"/>
-          <w:id w:val="-1492285946"/>
-        </w:sdtPr>
-        <w:sdtEndPr/>
-        <w:sdtContent/>
-      </w:sdt>
-      <w:r>
-        <w:rPr>
-          <w:sz w:val="24"/>
-          <w:szCs w:val="24"/>
-        </w:rPr>
-        <w:t>G: Paciente de cualquier edad con infección respiratoria aguda con:</w:t>
-      </w:r>
-    </w:p>
-    <w:p>
-      <w:pPr>
-        <w:widowControl/>
-        <w:numPr>
-          <w:ilvl w:val="0"/>
-          <w:numId w:val="14"/>
-        </w:numPr>
-        <w:autoSpaceDE/>
-        <w:autoSpaceDN/>
-        <w:spacing w:before="280" w:line="360" w:lineRule="auto"/>
-        <w:jc w:val="both"/>
-        <w:rPr>
-          <w:sz w:val="24"/>
-          <w:szCs w:val="24"/>
-        </w:rPr>
-      </w:pPr>
-      <w:r>
-        <w:rPr>
-          <w:sz w:val="24"/>
-          <w:szCs w:val="24"/>
-        </w:rPr>
-        <w:t>Fiebre referida o constatada &gt;= 38°C y Tos; y</w:t>
-      </w:r>
-    </w:p>
-    <w:p>
-      <w:pPr>
-        <w:widowControl/>
-        <w:numPr>
-          <w:ilvl w:val="0"/>
-          <w:numId w:val="14"/>
-        </w:numPr>
-        <w:autoSpaceDE/>
-        <w:autoSpaceDN/>
-        <w:spacing w:line="360" w:lineRule="auto"/>
-        <w:jc w:val="both"/>
-        <w:rPr>
-          <w:sz w:val="24"/>
-          <w:szCs w:val="24"/>
-        </w:rPr>
-      </w:pPr>
-      <w:r>
-        <w:rPr>
-          <w:sz w:val="24"/>
-          <w:szCs w:val="24"/>
-        </w:rPr>
-        <w:t>Inicio del cuadro en los 10 días precedentes; y</w:t>
-      </w:r>
-    </w:p>
-    <w:p>
-      <w:pPr>
-        <w:widowControl/>
-        <w:numPr>
-          <w:ilvl w:val="0"/>
-          <w:numId w:val="14"/>
-        </w:numPr>
-        <w:autoSpaceDE/>
-        <w:autoSpaceDN/>
-        <w:spacing w:after="200" w:line="360" w:lineRule="auto"/>
-        <w:jc w:val="both"/>
-        <w:rPr>
-          <w:sz w:val="24"/>
-          <w:szCs w:val="24"/>
-        </w:rPr>
-      </w:pPr>
-      <w:r>
-        <w:rPr>
-          <w:sz w:val="24"/>
-          <w:szCs w:val="24"/>
-        </w:rPr>
-        <w:t>Requerimiento de internación por criterio clínico.</w:t>
-      </w:r>
-    </w:p>
-    <w:p>
-      <w:pPr>
-        <w:spacing w:before="280" w:after="200" w:line="360" w:lineRule="auto"/>
-        <w:jc w:val="both"/>
-        <w:rPr>
-          <w:sz w:val="24"/>
-          <w:szCs w:val="24"/>
-        </w:rPr>
-      </w:pPr>
-      <w:r>
-        <w:rPr>
-          <w:sz w:val="24"/>
-          <w:szCs w:val="24"/>
-        </w:rPr>
-        <w:t>IRAGE: Pacientes menores de 2 años y mayor o igual a 60 años</w:t>
-      </w:r>
-    </w:p>
-    <w:p>
-      <w:pPr>
-        <w:widowControl/>
-        <w:numPr>
-          <w:ilvl w:val="0"/>
-          <w:numId w:val="22"/>
-        </w:numPr>
-        <w:autoSpaceDE/>
-        <w:autoSpaceDN/>
-        <w:spacing w:before="280" w:line="360" w:lineRule="auto"/>
-        <w:jc w:val="both"/>
-        <w:rPr>
-          <w:sz w:val="24"/>
-          <w:szCs w:val="24"/>
-        </w:rPr>
-      </w:pPr>
-      <w:sdt>
-        <w:sdtPr>
-          <w:tag w:val="goog_rdk_1"/>
-          <w:id w:val="-1944228242"/>
-        </w:sdtPr>
-        <w:sdtEndPr/>
-        <w:sdtContent/>
-      </w:sdt>
-      <w:r>
-        <w:rPr>
-          <w:sz w:val="24"/>
-          <w:szCs w:val="24"/>
-        </w:rPr>
-        <w:t>Infección respiratoria: definida por tos o dificultad respiratoria; e</w:t>
-      </w:r>
-    </w:p>
-    <w:p>
-      <w:pPr>
-        <w:widowControl/>
-        <w:numPr>
-          <w:ilvl w:val="0"/>
-          <w:numId w:val="22"/>
-        </w:numPr>
-        <w:autoSpaceDE/>
-        <w:autoSpaceDN/>
-        <w:spacing w:line="360" w:lineRule="auto"/>
-        <w:jc w:val="both"/>
-        <w:rPr>
-          <w:sz w:val="24"/>
-          <w:szCs w:val="24"/>
-        </w:rPr>
-      </w:pPr>
-      <w:r>
-        <w:rPr>
-          <w:sz w:val="24"/>
-          <w:szCs w:val="24"/>
-        </w:rPr>
-        <w:t>Inicio del cuadro en los 10 días precedentes; y</w:t>
-      </w:r>
-    </w:p>
-    <w:p>
-      <w:pPr>
-        <w:widowControl/>
-        <w:numPr>
-          <w:ilvl w:val="0"/>
-          <w:numId w:val="22"/>
-        </w:numPr>
-        <w:autoSpaceDE/>
-        <w:autoSpaceDN/>
-        <w:spacing w:line="360" w:lineRule="auto"/>
-        <w:jc w:val="both"/>
-        <w:rPr>
-          <w:sz w:val="24"/>
-          <w:szCs w:val="24"/>
-        </w:rPr>
-      </w:pPr>
-      <w:r>
-        <w:rPr>
-          <w:sz w:val="24"/>
-          <w:szCs w:val="24"/>
-        </w:rPr>
-        <w:t>Requerimiento de internación por criterio clínico.</w:t>
-      </w:r>
-    </w:p>
-    <w:p>
-      <w:pPr>
-        <w:widowControl/>
-        <w:numPr>
-          <w:ilvl w:val="0"/>
-          <w:numId w:val="22"/>
-        </w:numPr>
-        <w:autoSpaceDE/>
-        <w:autoSpaceDN/>
-        <w:spacing w:line="360" w:lineRule="auto"/>
-        <w:jc w:val="both"/>
-        <w:rPr>
-          <w:sz w:val="24"/>
-          <w:szCs w:val="24"/>
-        </w:rPr>
-      </w:pPr>
-      <w:r>
-        <w:rPr>
-          <w:sz w:val="24"/>
-          <w:szCs w:val="24"/>
-        </w:rPr>
-        <w:t>En lactantes menores de 6 meses también considerar:</w:t>
-      </w:r>
-    </w:p>
-    <w:p>
-      <w:pPr>
-        <w:widowControl/>
-        <w:numPr>
-          <w:ilvl w:val="0"/>
-          <w:numId w:val="22"/>
-        </w:numPr>
-        <w:autoSpaceDE/>
-        <w:autoSpaceDN/>
-        <w:spacing w:line="360" w:lineRule="auto"/>
-        <w:jc w:val="both"/>
-        <w:rPr>
-          <w:sz w:val="24"/>
-          <w:szCs w:val="24"/>
-        </w:rPr>
-      </w:pPr>
-      <w:r>
-        <w:rPr>
-          <w:sz w:val="24"/>
-          <w:szCs w:val="24"/>
-        </w:rPr>
-        <w:t>Apnea (cese temporal de la respiración por cualquier causa), o</w:t>
-      </w:r>
-    </w:p>
-    <w:p>
-      <w:pPr>
-        <w:widowControl/>
-        <w:numPr>
-          <w:ilvl w:val="0"/>
-          <w:numId w:val="22"/>
-        </w:numPr>
-        <w:autoSpaceDE/>
-        <w:autoSpaceDN/>
-        <w:spacing w:after="200" w:line="360" w:lineRule="auto"/>
-        <w:jc w:val="both"/>
-        <w:rPr>
-          <w:sz w:val="24"/>
-          <w:szCs w:val="24"/>
-        </w:rPr>
-      </w:pPr>
-      <w:r>
-        <w:rPr>
-          <w:sz w:val="24"/>
-          <w:szCs w:val="24"/>
-        </w:rPr>
-        <w:t>Sepsis (fiebre/hipotermia y shock y gravemente enfermo sin causa aparente)</w:t>
-      </w:r>
-    </w:p>
-    <w:p>
-      <w:pPr>
-        <w:pStyle w:val="Ttulo"/>
-        <w:spacing w:before="280" w:after="200" w:line="360" w:lineRule="auto"/>
-        <w:jc w:val="both"/>
-        <w:rPr>
-          <w:sz w:val="24"/>
-          <w:szCs w:val="24"/>
-        </w:rPr>
-      </w:pPr>
-      <w:bookmarkStart w:id="5" w:name="_heading=h.buq4tdf1nl25" w:colFirst="0" w:colLast="0"/>
-      <w:bookmarkEnd w:id="5"/>
-    </w:p>
-    <w:p>
-      <w:pPr>
-        <w:pStyle w:val="Ttulo"/>
-        <w:spacing w:before="280" w:after="200" w:line="360" w:lineRule="auto"/>
-        <w:jc w:val="both"/>
-        <w:rPr>
-          <w:b w:val="0"/>
-          <w:bCs w:val="0"/>
-          <w:sz w:val="24"/>
-          <w:szCs w:val="24"/>
-        </w:rPr>
-      </w:pPr>
-      <w:r>
-        <w:rPr>
-          <w:sz w:val="24"/>
-          <w:szCs w:val="24"/>
-        </w:rPr>
-        <w:t>Criterios de Inclusión</w:t>
-      </w:r>
-    </w:p>
-    <w:p>
-      <w:pPr>
-        <w:spacing w:before="280" w:after="200" w:line="360" w:lineRule="auto"/>
-        <w:jc w:val="both"/>
-        <w:rPr>
-          <w:sz w:val="24"/>
-          <w:szCs w:val="24"/>
-        </w:rPr>
-      </w:pPr>
-      <w:sdt>
-        <w:sdtPr>
-          <w:tag w:val="goog_rdk_2"/>
-          <w:id w:val="-1768687597"/>
-        </w:sdtPr>
-        <w:sdtEndPr/>
-        <w:sdtContent/>
-      </w:sdt>
-      <w:r>
-        <w:rPr>
-          <w:sz w:val="24"/>
-          <w:szCs w:val="24"/>
-        </w:rPr>
-        <w:t>Pacientes que cumplan con las definiciones de caso IRAG e IRAGE notificados al SNVS 2.0 por el Hospital Regional de Ushuaia durante el período de análisis.</w:t>
-      </w:r>
-    </w:p>
-    <w:p>
-      <w:pPr>
-        <w:pStyle w:val="Ttulo"/>
-        <w:spacing w:before="280" w:after="200" w:line="360" w:lineRule="auto"/>
-        <w:jc w:val="both"/>
-        <w:rPr>
-          <w:sz w:val="24"/>
-          <w:szCs w:val="24"/>
-        </w:rPr>
-      </w:pPr>
-      <w:bookmarkStart w:id="6" w:name="_heading=h.egzsrqstbh0r" w:colFirst="0" w:colLast="0"/>
+      <w:bookmarkStart w:id="6" w:name="_heading=h.d2kmgqjjnzdc" w:colFirst="0" w:colLast="0"/>
       <w:bookmarkEnd w:id="6"/>
-    </w:p>
-    <w:p>
-      <w:pPr>
-        <w:pStyle w:val="Ttulo"/>
-        <w:spacing w:before="280" w:after="200" w:line="360" w:lineRule="auto"/>
-        <w:jc w:val="both"/>
-        <w:rPr>
-          <w:b w:val="0"/>
-          <w:bCs w:val="0"/>
-          <w:sz w:val="24"/>
-          <w:szCs w:val="24"/>
-        </w:rPr>
-      </w:pPr>
-      <w:r>
-        <w:rPr>
-          <w:sz w:val="24"/>
-          <w:szCs w:val="24"/>
-        </w:rPr>
-        <w:t>Criterios de Exclusión</w:t>
-      </w:r>
-    </w:p>
-    <w:p>
-      <w:pPr>
-        <w:spacing w:before="280" w:after="200" w:line="360" w:lineRule="auto"/>
-        <w:jc w:val="both"/>
-        <w:rPr>
-          <w:sz w:val="24"/>
-          <w:szCs w:val="24"/>
-          <w:highlight w:val="magenta"/>
-        </w:rPr>
-      </w:pPr>
-      <w:r>
-        <w:rPr>
-          <w:sz w:val="24"/>
-          <w:szCs w:val="24"/>
-        </w:rPr>
-        <w:t xml:space="preserve">Se excluyen de este análisis los casos cuya clasificación manual sea invalidados por epidemiología. </w:t>
-      </w:r>
-    </w:p>
-    <w:p>
-      <w:pPr>
-        <w:pStyle w:val="Ttulo"/>
-        <w:spacing w:before="280" w:after="200" w:line="360" w:lineRule="auto"/>
-        <w:jc w:val="both"/>
-        <w:rPr>
-          <w:b w:val="0"/>
-          <w:bCs w:val="0"/>
-          <w:sz w:val="24"/>
-          <w:szCs w:val="24"/>
-        </w:rPr>
-      </w:pPr>
-      <w:bookmarkStart w:id="7" w:name="_heading=h.2xyaxoou12ct" w:colFirst="0" w:colLast="0"/>
-      <w:bookmarkEnd w:id="7"/>
-      <w:r>
-        <w:rPr>
-          <w:sz w:val="24"/>
-          <w:szCs w:val="24"/>
-        </w:rPr>
-        <w:lastRenderedPageBreak/>
-        <w:t xml:space="preserve">Fuente de Datos </w:t>
-      </w:r>
-    </w:p>
-    <w:p>
-      <w:pPr>
-        <w:spacing w:before="280" w:after="200" w:line="360" w:lineRule="auto"/>
-        <w:jc w:val="both"/>
-        <w:rPr>
-          <w:sz w:val="24"/>
-          <w:szCs w:val="24"/>
-        </w:rPr>
-      </w:pPr>
-      <w:r>
-        <w:rPr>
-          <w:sz w:val="24"/>
-          <w:szCs w:val="24"/>
-        </w:rPr>
-        <w:t>- Datos nominales registrados en SNVS 2.0, procesados por el área de epidemiología del nivel nacional.</w:t>
-      </w:r>
-    </w:p>
-    <w:p>
-      <w:pPr>
-        <w:spacing w:before="280" w:after="200" w:line="360" w:lineRule="auto"/>
-        <w:jc w:val="both"/>
-        <w:rPr>
-          <w:sz w:val="24"/>
-          <w:szCs w:val="24"/>
-        </w:rPr>
-      </w:pPr>
-      <w:r>
-        <w:rPr>
-          <w:sz w:val="24"/>
-          <w:szCs w:val="24"/>
-        </w:rPr>
-        <w:t>- Drive de carga agrupada compartido por el área de epidemiología del nivel nacional, correspondiente a la estrategia de vigilancia centinela UCIRAG en el Hospital Regional de Ushuaia, en el período previo a la habilitación de la carga agrupada en SNVS 2.0 (hasta la semana epidemiológica 4 del 2026).</w:t>
-      </w:r>
-    </w:p>
-    <w:p>
-      <w:pPr>
-        <w:spacing w:before="280" w:after="200" w:line="360" w:lineRule="auto"/>
-        <w:jc w:val="both"/>
-        <w:rPr>
-          <w:sz w:val="24"/>
-          <w:szCs w:val="24"/>
-        </w:rPr>
-      </w:pPr>
-      <w:r>
-        <w:rPr>
-          <w:sz w:val="24"/>
-          <w:szCs w:val="24"/>
-        </w:rPr>
-        <w:t>-Exportación agrupada registrada en SNVS 2.0 y compartida por el área de epidemiología del nivel nacional.</w:t>
-      </w:r>
-    </w:p>
-    <w:p>
-      <w:pPr>
-        <w:pStyle w:val="Ttulo"/>
-        <w:spacing w:before="280" w:after="200" w:line="360" w:lineRule="auto"/>
-        <w:jc w:val="both"/>
-        <w:rPr>
-          <w:sz w:val="24"/>
-          <w:szCs w:val="24"/>
-        </w:rPr>
-      </w:pPr>
-      <w:bookmarkStart w:id="8" w:name="_heading=h.d2kmgqjjnzdc" w:colFirst="0" w:colLast="0"/>
-      <w:bookmarkEnd w:id="8"/>
-    </w:p>
-    <w:p>
-      <w:pPr>
-        <w:pStyle w:val="Ttulo"/>
-        <w:spacing w:before="280" w:after="200" w:line="360" w:lineRule="auto"/>
-        <w:jc w:val="both"/>
-        <w:rPr>
-          <w:b w:val="0"/>
-          <w:bCs w:val="0"/>
-          <w:sz w:val="24"/>
-          <w:szCs w:val="24"/>
-        </w:rPr>
-      </w:pPr>
       <w:r>
         <w:rPr>
           <w:sz w:val="24"/>
@@ -3430,7 +2045,21 @@
           <w:sz w:val="24"/>
           <w:szCs w:val="24"/>
         </w:rPr>
-        <w:t xml:space="preserve">de 2025 </w:t>
+        <w:t xml:space="preserve">de </w:t>
+      </w:r>
+      <w:r>
+        <w:rPr>
+          <w:sz w:val="24"/>
+          <w:szCs w:val="24"/>
+        </w:rPr>
+        <w:t>2018</w:t>
+      </w:r>
+      <w:r>
+        <w:rPr>
+          <w:sz w:val="24"/>
+          <w:szCs w:val="24"/>
+        </w:rPr>
+        <w:t xml:space="preserve"> </w:t>
       </w:r>
       <w:r>
         <w:rPr>
@@ -3444,7 +2073,7 @@
           <w:sz w:val="24"/>
           <w:szCs w:val="24"/>
         </w:rPr>
-        <w:t>20</w:t>
+        <w:t>52</w:t>
       </w:r>
       <w:r>
         <w:rPr>
@@ -3458,7 +2087,7 @@
           <w:sz w:val="24"/>
           <w:szCs w:val="24"/>
         </w:rPr>
-        <w:t>6</w:t>
+        <w:t>5</w:t>
       </w:r>
       <w:r>
         <w:rPr>
@@ -3478,8 +2107,8 @@
           <w:szCs w:val="24"/>
         </w:rPr>
       </w:pPr>
-      <w:bookmarkStart w:id="9" w:name="_heading=h.6imuhymedlxh" w:colFirst="0" w:colLast="0"/>
-      <w:bookmarkEnd w:id="9"/>
+      <w:bookmarkStart w:id="7" w:name="_heading=h.6imuhymedlxh" w:colFirst="0" w:colLast="0"/>
+      <w:bookmarkEnd w:id="7"/>
     </w:p>
     <w:p>
       <w:pPr>
@@ -3498,6 +2127,7 @@
           <w:sz w:val="24"/>
           <w:szCs w:val="24"/>
         </w:rPr>
+        <w:lastRenderedPageBreak/>
         <w:t xml:space="preserve">Unidad de análisis </w:t>
       </w:r>
     </w:p>
@@ -3529,63 +2159,29 @@
           <w:sz w:val="24"/>
           <w:szCs w:val="24"/>
         </w:rPr>
-        <w:t>Individual: pacientes que cumplan con la definición de caso de IRAG e IRAGE.</w:t>
-      </w:r>
-    </w:p>
-    <w:p>
-      <w:pPr>
-        <w:widowControl/>
-        <w:numPr>
-          <w:ilvl w:val="0"/>
-          <w:numId w:val="13"/>
-        </w:numPr>
-        <w:pBdr>
-          <w:top w:val="nil"/>
-          <w:left w:val="nil"/>
-          <w:bottom w:val="nil"/>
-          <w:right w:val="nil"/>
-          <w:between w:val="nil"/>
-        </w:pBdr>
-        <w:autoSpaceDE/>
-        <w:autoSpaceDN/>
-        <w:spacing w:before="280" w:after="200" w:line="360" w:lineRule="auto"/>
-        <w:jc w:val="both"/>
-        <w:rPr>
-          <w:sz w:val="24"/>
-          <w:szCs w:val="24"/>
-        </w:rPr>
-      </w:pPr>
-      <w:r>
-        <w:rPr>
-          <w:sz w:val="24"/>
-          <w:szCs w:val="24"/>
-        </w:rPr>
-        <w:t>Determinaciones virales por métodos moleculares: SARS-CoV-2, Influenza, VSR.</w:t>
+        <w:t xml:space="preserve">Individual: pacientes que cumplan con la definición de caso de </w:t>
+      </w:r>
+      <w:r>
+        <w:rPr>
+          <w:sz w:val="24"/>
+          <w:szCs w:val="24"/>
+        </w:rPr>
+        <w:t>HV.</w:t>
       </w:r>
     </w:p>
     <w:p>
       <w:pPr>
         <w:pStyle w:val="Ttulo"/>
         <w:spacing w:before="280" w:after="280"/>
-        <w:jc w:val="both"/>
-        <w:rPr>
-          <w:sz w:val="24"/>
-          <w:szCs w:val="24"/>
-        </w:rPr>
-      </w:pPr>
-      <w:bookmarkStart w:id="10" w:name="_heading=h.n9fj8cmkjhoj" w:colFirst="0" w:colLast="0"/>
-      <w:bookmarkEnd w:id="10"/>
-    </w:p>
-    <w:p>
-      <w:pPr>
-        <w:pStyle w:val="Ttulo"/>
-        <w:spacing w:before="280" w:after="280"/>
-        <w:jc w:val="both"/>
-        <w:rPr>
-          <w:sz w:val="24"/>
-          <w:szCs w:val="24"/>
-        </w:rPr>
-      </w:pPr>
+        <w:ind w:right="2042"/>
+        <w:jc w:val="both"/>
+        <w:rPr>
+          <w:sz w:val="24"/>
+          <w:szCs w:val="24"/>
+        </w:rPr>
+      </w:pPr>
+      <w:bookmarkStart w:id="8" w:name="_heading=h.n9fj8cmkjhoj" w:colFirst="0" w:colLast="0"/>
+      <w:bookmarkEnd w:id="8"/>
       <w:r>
         <w:rPr>
           <w:sz w:val="24"/>
@@ -3627,1015 +2223,12 @@
         </w:rPr>
         <w:t>nominal</w:t>
       </w:r>
-    </w:p>
-    <w:p>
-      <w:pPr>
-        <w:widowControl/>
-        <w:numPr>
-          <w:ilvl w:val="0"/>
-          <w:numId w:val="11"/>
-        </w:numPr>
-        <w:autoSpaceDE/>
-        <w:autoSpaceDN/>
-        <w:spacing w:before="280" w:line="360" w:lineRule="auto"/>
-        <w:jc w:val="both"/>
-        <w:rPr>
-          <w:sz w:val="24"/>
-          <w:szCs w:val="24"/>
-        </w:rPr>
-      </w:pPr>
-      <w:r>
-        <w:rPr>
-          <w:sz w:val="24"/>
-          <w:szCs w:val="24"/>
-        </w:rPr>
-        <w:t xml:space="preserve">Edad, definición de grupo etario: </w:t>
-      </w:r>
-      <w:sdt>
-        <w:sdtPr>
-          <w:tag w:val="goog_rdk_6"/>
-          <w:id w:val="-2028883116"/>
-        </w:sdtPr>
-        <w:sdtEndPr/>
-        <w:sdtContent/>
-      </w:sdt>
-      <w:r>
-        <w:rPr>
-          <w:sz w:val="24"/>
-          <w:szCs w:val="24"/>
-        </w:rPr>
-        <w:t xml:space="preserve">EDAD_DIAGNOSTICO </w:t>
-      </w:r>
-    </w:p>
-    <w:p>
-      <w:pPr>
-        <w:widowControl/>
-        <w:numPr>
-          <w:ilvl w:val="0"/>
-          <w:numId w:val="11"/>
-        </w:numPr>
-        <w:autoSpaceDE/>
-        <w:autoSpaceDN/>
-        <w:spacing w:line="360" w:lineRule="auto"/>
-        <w:jc w:val="both"/>
-        <w:rPr>
-          <w:sz w:val="24"/>
-          <w:szCs w:val="24"/>
-        </w:rPr>
-      </w:pPr>
-      <w:r>
-        <w:rPr>
-          <w:sz w:val="24"/>
-          <w:szCs w:val="24"/>
-        </w:rPr>
-        <w:t>Semana epidemiológica: SEPI_MIN_INTERNACION</w:t>
-      </w:r>
-    </w:p>
-    <w:p>
-      <w:pPr>
-        <w:widowControl/>
-        <w:numPr>
-          <w:ilvl w:val="0"/>
-          <w:numId w:val="11"/>
-        </w:numPr>
-        <w:autoSpaceDE/>
-        <w:autoSpaceDN/>
-        <w:spacing w:line="360" w:lineRule="auto"/>
-        <w:jc w:val="both"/>
-        <w:rPr>
-          <w:sz w:val="24"/>
-          <w:szCs w:val="24"/>
-        </w:rPr>
-      </w:pPr>
-      <w:r>
-        <w:rPr>
-          <w:sz w:val="24"/>
-          <w:szCs w:val="24"/>
-        </w:rPr>
-        <w:t>Año de estudio: ANIO_MIN_INTERNACION</w:t>
-      </w:r>
-    </w:p>
-    <w:p>
-      <w:pPr>
-        <w:widowControl/>
-        <w:numPr>
-          <w:ilvl w:val="0"/>
-          <w:numId w:val="11"/>
-        </w:numPr>
-        <w:autoSpaceDE/>
-        <w:autoSpaceDN/>
-        <w:spacing w:line="360" w:lineRule="auto"/>
-        <w:jc w:val="both"/>
-        <w:rPr>
-          <w:sz w:val="24"/>
-          <w:szCs w:val="24"/>
-        </w:rPr>
-      </w:pPr>
-      <w:r>
-        <w:rPr>
-          <w:sz w:val="24"/>
-          <w:szCs w:val="24"/>
-        </w:rPr>
-        <w:lastRenderedPageBreak/>
-        <w:t>Definición caso:  CLASIFICACION_MANUAL</w:t>
-      </w:r>
-    </w:p>
-    <w:p>
-      <w:pPr>
-        <w:widowControl/>
-        <w:numPr>
-          <w:ilvl w:val="0"/>
-          <w:numId w:val="11"/>
-        </w:numPr>
-        <w:autoSpaceDE/>
-        <w:autoSpaceDN/>
-        <w:spacing w:line="360" w:lineRule="auto"/>
-        <w:jc w:val="both"/>
-        <w:rPr>
-          <w:sz w:val="24"/>
-          <w:szCs w:val="24"/>
-        </w:rPr>
-      </w:pPr>
-      <w:r>
-        <w:rPr>
-          <w:sz w:val="24"/>
-          <w:szCs w:val="24"/>
-        </w:rPr>
-        <w:t>Determinación de positividad;</w:t>
-      </w:r>
-    </w:p>
-    <w:p>
-      <w:pPr>
-        <w:widowControl/>
-        <w:numPr>
-          <w:ilvl w:val="0"/>
-          <w:numId w:val="11"/>
-        </w:numPr>
-        <w:autoSpaceDE/>
-        <w:autoSpaceDN/>
-        <w:spacing w:line="360" w:lineRule="auto"/>
-        <w:jc w:val="both"/>
-        <w:rPr>
-          <w:sz w:val="24"/>
-          <w:szCs w:val="24"/>
-        </w:rPr>
-      </w:pPr>
-      <w:r>
-        <w:rPr>
-          <w:sz w:val="24"/>
-          <w:szCs w:val="24"/>
-        </w:rPr>
-        <w:t>INFLUENZA_FINAL/VSR_FINAL/COVID_19_FINAL</w:t>
-      </w:r>
-    </w:p>
-    <w:p>
-      <w:pPr>
-        <w:widowControl/>
-        <w:numPr>
-          <w:ilvl w:val="0"/>
-          <w:numId w:val="11"/>
-        </w:numPr>
-        <w:autoSpaceDE/>
-        <w:autoSpaceDN/>
-        <w:spacing w:line="360" w:lineRule="auto"/>
-        <w:jc w:val="both"/>
-        <w:rPr>
-          <w:sz w:val="24"/>
-          <w:szCs w:val="24"/>
-        </w:rPr>
-      </w:pPr>
-      <w:r>
-        <w:rPr>
-          <w:sz w:val="24"/>
-          <w:szCs w:val="24"/>
-        </w:rPr>
-        <w:t>Las comorbilidades se agruparán con las siguientes variables:</w:t>
-      </w:r>
-    </w:p>
-    <w:p>
-      <w:pPr>
-        <w:widowControl/>
-        <w:numPr>
-          <w:ilvl w:val="0"/>
-          <w:numId w:val="17"/>
-        </w:numPr>
-        <w:autoSpaceDE/>
-        <w:autoSpaceDN/>
-        <w:ind w:left="714" w:hanging="357"/>
-        <w:jc w:val="both"/>
-        <w:rPr>
-          <w:sz w:val="24"/>
-          <w:szCs w:val="24"/>
-        </w:rPr>
-      </w:pPr>
-      <w:r>
-        <w:rPr>
-          <w:sz w:val="24"/>
-          <w:szCs w:val="24"/>
-        </w:rPr>
-        <w:t xml:space="preserve"> DIABETES;</w:t>
-      </w:r>
-    </w:p>
-    <w:p>
-      <w:pPr>
-        <w:widowControl/>
-        <w:numPr>
-          <w:ilvl w:val="0"/>
-          <w:numId w:val="17"/>
-        </w:numPr>
-        <w:autoSpaceDE/>
-        <w:autoSpaceDN/>
-        <w:ind w:left="714" w:hanging="357"/>
-        <w:jc w:val="both"/>
-        <w:rPr>
-          <w:sz w:val="24"/>
-          <w:szCs w:val="24"/>
-        </w:rPr>
-      </w:pPr>
-      <w:r>
-        <w:rPr>
-          <w:sz w:val="24"/>
-          <w:szCs w:val="24"/>
-        </w:rPr>
-        <w:t>BAJO_PESO_NACIMIENTO;</w:t>
-      </w:r>
-    </w:p>
-    <w:p>
-      <w:pPr>
-        <w:widowControl/>
-        <w:numPr>
-          <w:ilvl w:val="0"/>
-          <w:numId w:val="17"/>
-        </w:numPr>
-        <w:autoSpaceDE/>
-        <w:autoSpaceDN/>
-        <w:ind w:left="714" w:hanging="357"/>
-        <w:jc w:val="both"/>
-        <w:rPr>
-          <w:sz w:val="24"/>
-          <w:szCs w:val="24"/>
-        </w:rPr>
-      </w:pPr>
-      <w:r>
-        <w:rPr>
-          <w:sz w:val="24"/>
-          <w:szCs w:val="24"/>
-        </w:rPr>
-        <w:t>ASMA;</w:t>
-      </w:r>
-    </w:p>
-    <w:p>
-      <w:pPr>
-        <w:widowControl/>
-        <w:numPr>
-          <w:ilvl w:val="0"/>
-          <w:numId w:val="17"/>
-        </w:numPr>
-        <w:autoSpaceDE/>
-        <w:autoSpaceDN/>
-        <w:ind w:left="714" w:hanging="357"/>
-        <w:jc w:val="both"/>
-        <w:rPr>
-          <w:sz w:val="24"/>
-          <w:szCs w:val="24"/>
-        </w:rPr>
-      </w:pPr>
-      <w:r>
-        <w:rPr>
-          <w:sz w:val="24"/>
-          <w:szCs w:val="24"/>
-        </w:rPr>
-        <w:t>TUBERCULOSIS;</w:t>
-      </w:r>
-    </w:p>
-    <w:p>
-      <w:pPr>
-        <w:widowControl/>
-        <w:numPr>
-          <w:ilvl w:val="0"/>
-          <w:numId w:val="17"/>
-        </w:numPr>
-        <w:autoSpaceDE/>
-        <w:autoSpaceDN/>
-        <w:ind w:left="714" w:hanging="357"/>
-        <w:jc w:val="both"/>
-        <w:rPr>
-          <w:sz w:val="24"/>
-          <w:szCs w:val="24"/>
-        </w:rPr>
-      </w:pPr>
-      <w:r>
-        <w:rPr>
-          <w:sz w:val="24"/>
-          <w:szCs w:val="24"/>
-        </w:rPr>
-        <w:t>ENF_RESPIRATORIA;</w:t>
-      </w:r>
-    </w:p>
-    <w:p>
-      <w:pPr>
-        <w:widowControl/>
-        <w:numPr>
-          <w:ilvl w:val="0"/>
-          <w:numId w:val="17"/>
-        </w:numPr>
-        <w:autoSpaceDE/>
-        <w:autoSpaceDN/>
-        <w:ind w:left="714" w:hanging="357"/>
-        <w:jc w:val="both"/>
-        <w:rPr>
-          <w:sz w:val="24"/>
-          <w:szCs w:val="24"/>
-        </w:rPr>
-      </w:pPr>
-      <w:r>
-        <w:rPr>
-          <w:sz w:val="24"/>
-          <w:szCs w:val="24"/>
-        </w:rPr>
-        <w:t>CARDIOPATIA_CONGENITA;</w:t>
-      </w:r>
-    </w:p>
-    <w:p>
-      <w:pPr>
-        <w:widowControl/>
-        <w:numPr>
-          <w:ilvl w:val="0"/>
-          <w:numId w:val="17"/>
-        </w:numPr>
-        <w:autoSpaceDE/>
-        <w:autoSpaceDN/>
-        <w:ind w:left="714" w:hanging="357"/>
-        <w:jc w:val="both"/>
-        <w:rPr>
-          <w:sz w:val="24"/>
-          <w:szCs w:val="24"/>
-        </w:rPr>
-      </w:pPr>
-      <w:r>
-        <w:rPr>
-          <w:sz w:val="24"/>
-          <w:szCs w:val="24"/>
-        </w:rPr>
-        <w:t>VIH;</w:t>
-      </w:r>
-    </w:p>
-    <w:p>
-      <w:pPr>
-        <w:widowControl/>
-        <w:numPr>
-          <w:ilvl w:val="0"/>
-          <w:numId w:val="17"/>
-        </w:numPr>
-        <w:autoSpaceDE/>
-        <w:autoSpaceDN/>
-        <w:ind w:left="714" w:hanging="357"/>
-        <w:jc w:val="both"/>
-        <w:rPr>
-          <w:sz w:val="24"/>
-          <w:szCs w:val="24"/>
-        </w:rPr>
-      </w:pPr>
-      <w:r>
-        <w:rPr>
-          <w:sz w:val="24"/>
-          <w:szCs w:val="24"/>
-        </w:rPr>
-        <w:t>ASPLENIA;</w:t>
-      </w:r>
-    </w:p>
-    <w:p>
-      <w:pPr>
-        <w:widowControl/>
-        <w:numPr>
-          <w:ilvl w:val="0"/>
-          <w:numId w:val="17"/>
-        </w:numPr>
-        <w:autoSpaceDE/>
-        <w:autoSpaceDN/>
-        <w:ind w:left="714" w:hanging="357"/>
-        <w:jc w:val="both"/>
-        <w:rPr>
-          <w:sz w:val="24"/>
-          <w:szCs w:val="24"/>
-        </w:rPr>
-      </w:pPr>
-      <w:r>
-        <w:rPr>
-          <w:sz w:val="24"/>
-          <w:szCs w:val="24"/>
-        </w:rPr>
-        <w:t>DESNUTRICION;</w:t>
-      </w:r>
-    </w:p>
-    <w:p>
-      <w:pPr>
-        <w:widowControl/>
-        <w:numPr>
-          <w:ilvl w:val="0"/>
-          <w:numId w:val="17"/>
-        </w:numPr>
-        <w:autoSpaceDE/>
-        <w:autoSpaceDN/>
-        <w:ind w:left="714" w:hanging="357"/>
-        <w:jc w:val="both"/>
-        <w:rPr>
-          <w:sz w:val="24"/>
-          <w:szCs w:val="24"/>
-        </w:rPr>
-      </w:pPr>
-      <w:r>
-        <w:rPr>
-          <w:sz w:val="24"/>
-          <w:szCs w:val="24"/>
-        </w:rPr>
-        <w:t>CANCER; TRASPLANTADO;</w:t>
-      </w:r>
-    </w:p>
-    <w:p>
-      <w:pPr>
-        <w:widowControl/>
-        <w:numPr>
-          <w:ilvl w:val="0"/>
-          <w:numId w:val="17"/>
-        </w:numPr>
-        <w:autoSpaceDE/>
-        <w:autoSpaceDN/>
-        <w:ind w:left="714" w:hanging="357"/>
-        <w:jc w:val="both"/>
-        <w:rPr>
-          <w:sz w:val="24"/>
-          <w:szCs w:val="24"/>
-        </w:rPr>
-      </w:pPr>
-      <w:r>
-        <w:rPr>
-          <w:sz w:val="24"/>
-          <w:szCs w:val="24"/>
-        </w:rPr>
-        <w:t>BRONQUIOLITIS_PREVIA;</w:t>
-      </w:r>
-    </w:p>
-    <w:p>
-      <w:pPr>
-        <w:widowControl/>
-        <w:numPr>
-          <w:ilvl w:val="0"/>
-          <w:numId w:val="17"/>
-        </w:numPr>
-        <w:autoSpaceDE/>
-        <w:autoSpaceDN/>
-        <w:ind w:left="714" w:hanging="357"/>
-        <w:jc w:val="both"/>
-        <w:rPr>
-          <w:sz w:val="24"/>
-          <w:szCs w:val="24"/>
-        </w:rPr>
-      </w:pPr>
-      <w:r>
-        <w:rPr>
-          <w:sz w:val="24"/>
-          <w:szCs w:val="24"/>
-        </w:rPr>
-        <w:t>EMBARAZO_PUERPERIO;</w:t>
-      </w:r>
-    </w:p>
-    <w:p>
-      <w:pPr>
-        <w:widowControl/>
-        <w:numPr>
-          <w:ilvl w:val="0"/>
-          <w:numId w:val="17"/>
-        </w:numPr>
-        <w:autoSpaceDE/>
-        <w:autoSpaceDN/>
-        <w:ind w:left="714" w:hanging="357"/>
-        <w:jc w:val="both"/>
-        <w:rPr>
-          <w:sz w:val="24"/>
-          <w:szCs w:val="24"/>
-        </w:rPr>
-      </w:pPr>
-      <w:r>
-        <w:rPr>
-          <w:sz w:val="24"/>
-          <w:szCs w:val="24"/>
-        </w:rPr>
-        <w:t>EMBARAZO_COMORBILIDAD;</w:t>
-      </w:r>
-    </w:p>
-    <w:p>
-      <w:pPr>
-        <w:widowControl/>
-        <w:numPr>
-          <w:ilvl w:val="0"/>
-          <w:numId w:val="17"/>
-        </w:numPr>
-        <w:autoSpaceDE/>
-        <w:autoSpaceDN/>
-        <w:ind w:left="714" w:hanging="357"/>
-        <w:jc w:val="both"/>
-        <w:rPr>
-          <w:sz w:val="24"/>
-          <w:szCs w:val="24"/>
-        </w:rPr>
-      </w:pPr>
-      <w:r>
-        <w:rPr>
-          <w:sz w:val="24"/>
-          <w:szCs w:val="24"/>
-        </w:rPr>
-        <w:t>ENF_NEUROLOGICA_CRONICA;</w:t>
-      </w:r>
-    </w:p>
-    <w:p>
-      <w:pPr>
-        <w:widowControl/>
-        <w:numPr>
-          <w:ilvl w:val="0"/>
-          <w:numId w:val="17"/>
-        </w:numPr>
-        <w:autoSpaceDE/>
-        <w:autoSpaceDN/>
-        <w:ind w:left="714" w:hanging="357"/>
-        <w:jc w:val="both"/>
-        <w:rPr>
-          <w:sz w:val="24"/>
-          <w:szCs w:val="24"/>
-        </w:rPr>
-      </w:pPr>
-      <w:r>
-        <w:rPr>
-          <w:sz w:val="24"/>
-          <w:szCs w:val="24"/>
-        </w:rPr>
-        <w:t>ENF_HEPATICA; HIPERTENSION;</w:t>
-      </w:r>
-    </w:p>
-    <w:p>
-      <w:pPr>
-        <w:widowControl/>
-        <w:numPr>
-          <w:ilvl w:val="0"/>
-          <w:numId w:val="17"/>
-        </w:numPr>
-        <w:autoSpaceDE/>
-        <w:autoSpaceDN/>
-        <w:ind w:left="714" w:hanging="357"/>
-        <w:jc w:val="both"/>
-        <w:rPr>
-          <w:sz w:val="24"/>
-          <w:szCs w:val="24"/>
-        </w:rPr>
-      </w:pPr>
-      <w:r>
-        <w:rPr>
-          <w:sz w:val="24"/>
-          <w:szCs w:val="24"/>
-        </w:rPr>
-        <w:t>ENF_CEREBROVASCULAR;</w:t>
-      </w:r>
-    </w:p>
-    <w:p>
-      <w:pPr>
-        <w:widowControl/>
-        <w:numPr>
-          <w:ilvl w:val="0"/>
-          <w:numId w:val="17"/>
-        </w:numPr>
-        <w:autoSpaceDE/>
-        <w:autoSpaceDN/>
-        <w:ind w:left="714" w:hanging="357"/>
-        <w:jc w:val="both"/>
-        <w:rPr>
-          <w:sz w:val="24"/>
-          <w:szCs w:val="24"/>
-        </w:rPr>
-      </w:pPr>
-      <w:r>
-        <w:rPr>
-          <w:sz w:val="24"/>
-          <w:szCs w:val="24"/>
-        </w:rPr>
-        <w:t>ENF_NEUROMUSCULAR;</w:t>
-      </w:r>
-    </w:p>
-    <w:p>
-      <w:pPr>
-        <w:widowControl/>
-        <w:numPr>
-          <w:ilvl w:val="0"/>
-          <w:numId w:val="17"/>
-        </w:numPr>
-        <w:autoSpaceDE/>
-        <w:autoSpaceDN/>
-        <w:ind w:left="714" w:hanging="357"/>
-        <w:jc w:val="both"/>
-        <w:rPr>
-          <w:sz w:val="24"/>
-          <w:szCs w:val="24"/>
-        </w:rPr>
-      </w:pPr>
-      <w:r>
-        <w:rPr>
-          <w:sz w:val="24"/>
-          <w:szCs w:val="24"/>
-        </w:rPr>
-        <w:t xml:space="preserve">DISCAPACIDAD_INTELECTUAL; </w:t>
-      </w:r>
-    </w:p>
-    <w:p>
-      <w:pPr>
-        <w:widowControl/>
-        <w:numPr>
-          <w:ilvl w:val="0"/>
-          <w:numId w:val="17"/>
-        </w:numPr>
-        <w:autoSpaceDE/>
-        <w:autoSpaceDN/>
-        <w:ind w:left="714" w:hanging="357"/>
-        <w:jc w:val="both"/>
-        <w:rPr>
-          <w:sz w:val="24"/>
-          <w:szCs w:val="24"/>
-        </w:rPr>
-      </w:pPr>
-      <w:r>
-        <w:rPr>
-          <w:sz w:val="24"/>
-          <w:szCs w:val="24"/>
-        </w:rPr>
-        <w:t>ENF_CARDIACA;</w:t>
-      </w:r>
-    </w:p>
-    <w:p>
-      <w:pPr>
-        <w:widowControl/>
-        <w:numPr>
-          <w:ilvl w:val="0"/>
-          <w:numId w:val="17"/>
-        </w:numPr>
-        <w:autoSpaceDE/>
-        <w:autoSpaceDN/>
-        <w:ind w:left="714" w:hanging="357"/>
-        <w:jc w:val="both"/>
-        <w:rPr>
-          <w:sz w:val="24"/>
-          <w:szCs w:val="24"/>
-        </w:rPr>
-      </w:pPr>
-      <w:r>
-        <w:rPr>
-          <w:sz w:val="24"/>
-          <w:szCs w:val="24"/>
-        </w:rPr>
-        <w:t>ENF_REUMATOLOGICA;</w:t>
-      </w:r>
-    </w:p>
-    <w:p>
-      <w:pPr>
-        <w:widowControl/>
-        <w:numPr>
-          <w:ilvl w:val="0"/>
-          <w:numId w:val="17"/>
-        </w:numPr>
-        <w:autoSpaceDE/>
-        <w:autoSpaceDN/>
-        <w:ind w:left="714" w:hanging="357"/>
-        <w:jc w:val="both"/>
-        <w:rPr>
-          <w:sz w:val="24"/>
-          <w:szCs w:val="24"/>
-        </w:rPr>
-      </w:pPr>
-      <w:r>
-        <w:rPr>
-          <w:sz w:val="24"/>
-          <w:szCs w:val="24"/>
-        </w:rPr>
-        <w:t>DBP; ASPIRINA;</w:t>
-      </w:r>
-    </w:p>
-    <w:p>
-      <w:pPr>
-        <w:widowControl/>
-        <w:numPr>
-          <w:ilvl w:val="0"/>
-          <w:numId w:val="17"/>
-        </w:numPr>
-        <w:autoSpaceDE/>
-        <w:autoSpaceDN/>
-        <w:ind w:left="714" w:hanging="357"/>
-        <w:jc w:val="both"/>
-        <w:rPr>
-          <w:sz w:val="24"/>
-          <w:szCs w:val="24"/>
-        </w:rPr>
-      </w:pPr>
-      <w:r>
-        <w:rPr>
-          <w:sz w:val="24"/>
-          <w:szCs w:val="24"/>
-        </w:rPr>
-        <w:t>ENF_RENAL;</w:t>
-      </w:r>
-    </w:p>
-    <w:p>
-      <w:pPr>
-        <w:widowControl/>
-        <w:numPr>
-          <w:ilvl w:val="0"/>
-          <w:numId w:val="17"/>
-        </w:numPr>
-        <w:autoSpaceDE/>
-        <w:autoSpaceDN/>
-        <w:ind w:left="714" w:hanging="357"/>
-        <w:jc w:val="both"/>
-        <w:rPr>
-          <w:sz w:val="24"/>
-          <w:szCs w:val="24"/>
-        </w:rPr>
-      </w:pPr>
-      <w:r>
-        <w:rPr>
-          <w:sz w:val="24"/>
-          <w:szCs w:val="24"/>
-        </w:rPr>
-        <w:t>OBESIDADPREMATURIDAD_MEN33SG;</w:t>
-      </w:r>
-    </w:p>
-    <w:p>
-      <w:pPr>
-        <w:widowControl/>
-        <w:numPr>
-          <w:ilvl w:val="0"/>
-          <w:numId w:val="17"/>
-        </w:numPr>
-        <w:autoSpaceDE/>
-        <w:autoSpaceDN/>
-        <w:ind w:left="714" w:hanging="357"/>
-        <w:jc w:val="both"/>
-        <w:rPr>
-          <w:sz w:val="24"/>
-          <w:szCs w:val="24"/>
-        </w:rPr>
-      </w:pPr>
-      <w:r>
-        <w:rPr>
-          <w:sz w:val="24"/>
-          <w:szCs w:val="24"/>
-        </w:rPr>
-        <w:t xml:space="preserve">PREMATURIDAD_33A36SG; </w:t>
-      </w:r>
-    </w:p>
-    <w:p>
-      <w:pPr>
-        <w:widowControl/>
-        <w:numPr>
-          <w:ilvl w:val="0"/>
-          <w:numId w:val="17"/>
-        </w:numPr>
-        <w:autoSpaceDE/>
-        <w:autoSpaceDN/>
-        <w:ind w:left="714" w:hanging="357"/>
-        <w:jc w:val="both"/>
-        <w:rPr>
-          <w:sz w:val="24"/>
-          <w:szCs w:val="24"/>
-        </w:rPr>
-      </w:pPr>
-      <w:r>
-        <w:rPr>
-          <w:sz w:val="24"/>
-          <w:szCs w:val="24"/>
-        </w:rPr>
-        <w:t>RN_TERMINO;</w:t>
-      </w:r>
-    </w:p>
-    <w:p>
-      <w:pPr>
-        <w:widowControl/>
-        <w:numPr>
-          <w:ilvl w:val="0"/>
-          <w:numId w:val="17"/>
-        </w:numPr>
-        <w:autoSpaceDE/>
-        <w:autoSpaceDN/>
-        <w:ind w:left="714" w:hanging="357"/>
-        <w:jc w:val="both"/>
-        <w:rPr>
-          <w:sz w:val="24"/>
-          <w:szCs w:val="24"/>
-        </w:rPr>
-      </w:pPr>
-      <w:r>
-        <w:rPr>
-          <w:sz w:val="24"/>
-          <w:szCs w:val="24"/>
-        </w:rPr>
-        <w:t xml:space="preserve">INMUNOCOMPROMETIDO_OTRAS_CAUSAS; </w:t>
-      </w:r>
-    </w:p>
-    <w:p>
-      <w:pPr>
-        <w:widowControl/>
-        <w:numPr>
-          <w:ilvl w:val="0"/>
-          <w:numId w:val="17"/>
-        </w:numPr>
-        <w:autoSpaceDE/>
-        <w:autoSpaceDN/>
-        <w:ind w:left="714" w:hanging="357"/>
-        <w:jc w:val="both"/>
-        <w:rPr>
-          <w:sz w:val="24"/>
-          <w:szCs w:val="24"/>
-        </w:rPr>
-      </w:pPr>
-      <w:r>
-        <w:rPr>
-          <w:sz w:val="24"/>
-          <w:szCs w:val="24"/>
-        </w:rPr>
-        <w:t>S_DOWN; FUMADOR;</w:t>
-      </w:r>
-    </w:p>
-    <w:p>
-      <w:pPr>
-        <w:widowControl/>
-        <w:numPr>
-          <w:ilvl w:val="0"/>
-          <w:numId w:val="17"/>
-        </w:numPr>
-        <w:autoSpaceDE/>
-        <w:autoSpaceDN/>
-        <w:ind w:left="714" w:hanging="357"/>
-        <w:jc w:val="both"/>
-        <w:rPr>
-          <w:sz w:val="24"/>
-          <w:szCs w:val="24"/>
-        </w:rPr>
-      </w:pPr>
-      <w:r>
-        <w:rPr>
-          <w:sz w:val="24"/>
-          <w:szCs w:val="24"/>
-        </w:rPr>
-        <w:t>OTRAS_COMORBILIDADES;</w:t>
-      </w:r>
-    </w:p>
-    <w:p>
-      <w:pPr>
-        <w:widowControl/>
-        <w:numPr>
-          <w:ilvl w:val="0"/>
-          <w:numId w:val="17"/>
-        </w:numPr>
-        <w:autoSpaceDE/>
-        <w:autoSpaceDN/>
-        <w:ind w:left="714" w:hanging="357"/>
-        <w:jc w:val="both"/>
-        <w:rPr>
-          <w:sz w:val="24"/>
-          <w:szCs w:val="24"/>
-        </w:rPr>
-      </w:pPr>
-      <w:r>
-        <w:rPr>
-          <w:sz w:val="24"/>
-          <w:szCs w:val="24"/>
-        </w:rPr>
-        <w:t>SIN_COMORBILIDADES.</w:t>
-      </w:r>
-    </w:p>
-    <w:p>
-      <w:pPr>
-        <w:ind w:left="714"/>
-        <w:jc w:val="both"/>
-        <w:rPr>
-          <w:sz w:val="24"/>
-          <w:szCs w:val="24"/>
-        </w:rPr>
-      </w:pPr>
-    </w:p>
-    <w:p>
-      <w:pPr>
-        <w:widowControl/>
-        <w:numPr>
-          <w:ilvl w:val="0"/>
-          <w:numId w:val="11"/>
-        </w:numPr>
-        <w:autoSpaceDE/>
-        <w:autoSpaceDN/>
-        <w:spacing w:line="360" w:lineRule="auto"/>
-        <w:jc w:val="both"/>
-        <w:rPr>
-          <w:sz w:val="24"/>
-          <w:szCs w:val="24"/>
-        </w:rPr>
-      </w:pPr>
-      <w:r>
-        <w:rPr>
-          <w:sz w:val="24"/>
-          <w:szCs w:val="24"/>
-        </w:rPr>
-        <w:t>Evolución: EVOLUCION/FALLECIDO/CURADO</w:t>
-      </w:r>
-    </w:p>
-    <w:p>
-      <w:pPr>
-        <w:widowControl/>
-        <w:numPr>
-          <w:ilvl w:val="0"/>
-          <w:numId w:val="11"/>
-        </w:numPr>
-        <w:autoSpaceDE/>
-        <w:autoSpaceDN/>
-        <w:spacing w:line="360" w:lineRule="auto"/>
-        <w:jc w:val="both"/>
-        <w:rPr>
-          <w:sz w:val="24"/>
-          <w:szCs w:val="24"/>
-        </w:rPr>
-      </w:pPr>
-      <w:r>
-        <w:rPr>
-          <w:sz w:val="24"/>
-          <w:szCs w:val="24"/>
-        </w:rPr>
-        <w:t>Para el estado de vacunación se utilizarán las variables:</w:t>
-      </w:r>
-    </w:p>
-    <w:p>
-      <w:pPr>
-        <w:widowControl/>
-        <w:numPr>
-          <w:ilvl w:val="0"/>
-          <w:numId w:val="17"/>
-        </w:numPr>
-        <w:autoSpaceDE/>
-        <w:autoSpaceDN/>
-        <w:ind w:left="714" w:hanging="357"/>
-        <w:jc w:val="both"/>
-        <w:rPr>
-          <w:sz w:val="24"/>
-          <w:szCs w:val="24"/>
-        </w:rPr>
-      </w:pPr>
-      <w:r>
-        <w:rPr>
-          <w:sz w:val="24"/>
-          <w:szCs w:val="24"/>
-        </w:rPr>
-        <w:t>VAC_ANTIGRIPAL,</w:t>
-      </w:r>
-    </w:p>
-    <w:p>
-      <w:pPr>
-        <w:widowControl/>
-        <w:numPr>
-          <w:ilvl w:val="0"/>
-          <w:numId w:val="17"/>
-        </w:numPr>
-        <w:autoSpaceDE/>
-        <w:autoSpaceDN/>
-        <w:ind w:left="714" w:hanging="357"/>
-        <w:jc w:val="both"/>
-        <w:rPr>
-          <w:sz w:val="24"/>
-          <w:szCs w:val="24"/>
-        </w:rPr>
-      </w:pPr>
-      <w:r>
-        <w:rPr>
-          <w:sz w:val="24"/>
-          <w:szCs w:val="24"/>
-        </w:rPr>
-        <w:t>VAC_ANTIGRIPAL_MATERNA,</w:t>
-      </w:r>
-    </w:p>
-    <w:p>
-      <w:pPr>
-        <w:widowControl/>
-        <w:numPr>
-          <w:ilvl w:val="0"/>
-          <w:numId w:val="17"/>
-        </w:numPr>
-        <w:autoSpaceDE/>
-        <w:autoSpaceDN/>
-        <w:ind w:left="714" w:hanging="357"/>
-        <w:jc w:val="both"/>
-        <w:rPr>
-          <w:sz w:val="24"/>
-          <w:szCs w:val="24"/>
-        </w:rPr>
-      </w:pPr>
-      <w:r>
-        <w:rPr>
-          <w:sz w:val="24"/>
-          <w:szCs w:val="24"/>
-        </w:rPr>
-        <w:t>VAC_VSR, PALIVIZUMAB</w:t>
+      <w:r>
+        <w:rPr>
+          <w:sz w:val="24"/>
+          <w:szCs w:val="24"/>
+        </w:rPr>
+        <w:t xml:space="preserve"> de SNVS 2.0</w:t>
       </w:r>
     </w:p>
     <w:p>
@@ -4648,17 +2241,6 @@
           <w:szCs w:val="24"/>
         </w:rPr>
       </w:pPr>
-    </w:p>
-    <w:p>
-      <w:pPr>
-        <w:pStyle w:val="Ttulo"/>
-        <w:spacing w:before="280" w:after="280"/>
-        <w:jc w:val="both"/>
-        <w:rPr>
-          <w:sz w:val="24"/>
-          <w:szCs w:val="24"/>
-        </w:rPr>
-      </w:pPr>
       <w:r>
         <w:rPr>
           <w:sz w:val="24"/>
@@ -4666,167 +2248,12 @@
         </w:rPr>
         <w:t>Variables derivadas</w:t>
       </w:r>
-    </w:p>
-    <w:p>
-      <w:pPr>
-        <w:spacing w:before="280" w:after="200" w:line="360" w:lineRule="auto"/>
-        <w:jc w:val="both"/>
-        <w:rPr>
-          <w:sz w:val="24"/>
-          <w:szCs w:val="24"/>
-        </w:rPr>
-      </w:pPr>
-      <w:r>
-        <w:rPr>
-          <w:sz w:val="24"/>
-          <w:szCs w:val="24"/>
-        </w:rPr>
-        <w:t>Para el análisis se construyeron las siguientes variables derivadas:</w:t>
-      </w:r>
-    </w:p>
-    <w:p>
-      <w:pPr>
-        <w:widowControl/>
-        <w:numPr>
-          <w:ilvl w:val="0"/>
-          <w:numId w:val="20"/>
-        </w:numPr>
-        <w:autoSpaceDE/>
-        <w:autoSpaceDN/>
-        <w:spacing w:before="280" w:line="360" w:lineRule="auto"/>
-        <w:jc w:val="both"/>
-        <w:rPr>
-          <w:sz w:val="24"/>
-          <w:szCs w:val="24"/>
-        </w:rPr>
-      </w:pPr>
-      <w:r>
-        <w:rPr>
-          <w:sz w:val="24"/>
-          <w:szCs w:val="24"/>
-        </w:rPr>
-        <w:lastRenderedPageBreak/>
-        <w:t>SEPI: variable construida a partir de la unión del año epidemiológico y la semana epidemiológica.</w:t>
-      </w:r>
-    </w:p>
-    <w:p>
-      <w:pPr>
-        <w:widowControl/>
-        <w:numPr>
-          <w:ilvl w:val="0"/>
-          <w:numId w:val="20"/>
-        </w:numPr>
-        <w:autoSpaceDE/>
-        <w:autoSpaceDN/>
-        <w:spacing w:line="360" w:lineRule="auto"/>
-        <w:jc w:val="both"/>
-        <w:rPr>
-          <w:sz w:val="24"/>
-          <w:szCs w:val="24"/>
-        </w:rPr>
-      </w:pPr>
-      <w:r>
-        <w:rPr>
-          <w:sz w:val="24"/>
-          <w:szCs w:val="24"/>
-        </w:rPr>
-        <w:t>Grupo etario: categorización de edad utilizada para el análisis epidemiológico.</w:t>
-      </w:r>
-    </w:p>
-    <w:p>
-      <w:pPr>
-        <w:widowControl/>
-        <w:numPr>
-          <w:ilvl w:val="0"/>
-          <w:numId w:val="20"/>
-        </w:numPr>
-        <w:autoSpaceDE/>
-        <w:autoSpaceDN/>
-        <w:spacing w:line="360" w:lineRule="auto"/>
-        <w:jc w:val="both"/>
-        <w:rPr>
-          <w:sz w:val="24"/>
-          <w:szCs w:val="24"/>
-        </w:rPr>
-      </w:pPr>
-      <w:r>
-        <w:rPr>
-          <w:sz w:val="24"/>
-          <w:szCs w:val="24"/>
-        </w:rPr>
-        <w:t>COMORBILIDAD: variable resumen construida a partir de antecedentes clínicos y factores de riesgo registrados en SNVS 2.0.</w:t>
-      </w:r>
-    </w:p>
-    <w:p>
-      <w:pPr>
-        <w:widowControl/>
-        <w:numPr>
-          <w:ilvl w:val="0"/>
-          <w:numId w:val="20"/>
-        </w:numPr>
-        <w:autoSpaceDE/>
-        <w:autoSpaceDN/>
-        <w:spacing w:line="360" w:lineRule="auto"/>
-        <w:jc w:val="both"/>
-        <w:rPr>
-          <w:sz w:val="24"/>
-          <w:szCs w:val="24"/>
-        </w:rPr>
-      </w:pPr>
-      <w:r>
-        <w:rPr>
-          <w:sz w:val="24"/>
-          <w:szCs w:val="24"/>
-        </w:rPr>
-        <w:t>Grupo de riesgo para vacunación: categorización específica utilizada para el análisis de vacunación antigripal y vacunación materna.</w:t>
-      </w:r>
-    </w:p>
-    <w:p>
-      <w:pPr>
-        <w:widowControl/>
-        <w:numPr>
-          <w:ilvl w:val="0"/>
-          <w:numId w:val="20"/>
-        </w:numPr>
-        <w:autoSpaceDE/>
-        <w:autoSpaceDN/>
-        <w:spacing w:line="360" w:lineRule="auto"/>
-        <w:jc w:val="both"/>
-        <w:rPr>
-          <w:sz w:val="24"/>
-          <w:szCs w:val="24"/>
-        </w:rPr>
-      </w:pPr>
-      <w:r>
-        <w:rPr>
-          <w:sz w:val="24"/>
-          <w:szCs w:val="24"/>
-        </w:rPr>
-        <w:t>Grupo etario epidemiológico: construido a partir de la variable EDAD_DIAGNOSTICO para el análisis general de distribución etaria, comorbilidades, letalidad y mortalidad.</w:t>
-      </w:r>
-    </w:p>
-    <w:p>
-      <w:pPr>
-        <w:widowControl/>
-        <w:numPr>
-          <w:ilvl w:val="0"/>
-          <w:numId w:val="20"/>
-        </w:numPr>
-        <w:autoSpaceDE/>
-        <w:autoSpaceDN/>
-        <w:spacing w:after="200" w:line="360" w:lineRule="auto"/>
-        <w:jc w:val="both"/>
-        <w:rPr>
-          <w:sz w:val="24"/>
-          <w:szCs w:val="24"/>
-        </w:rPr>
-      </w:pPr>
-      <w:r>
-        <w:rPr>
-          <w:sz w:val="24"/>
-          <w:szCs w:val="24"/>
-        </w:rPr>
-        <w:t>Grupo de riesgo para vacunación: construido a partir de la variable EDAD_UC_IRAG, respetando las categorías utilizadas por la estrategia UC-IRAG para el análisis de vacunación.</w:t>
+      <w:r>
+        <w:rPr>
+          <w:sz w:val="24"/>
+          <w:szCs w:val="24"/>
+        </w:rPr>
+        <w:t xml:space="preserve"> de la base nominal de SNVS 2.0</w:t>
       </w:r>
     </w:p>
     <w:p>
@@ -4840,309 +2267,47 @@
           <w:szCs w:val="24"/>
         </w:rPr>
       </w:pPr>
+      <w:r>
+        <w:rPr>
+          <w:sz w:val="24"/>
+          <w:szCs w:val="24"/>
+        </w:rPr>
+        <w:t>Variables a utilizar provenientes del d</w:t>
+      </w:r>
+      <w:r>
+        <w:rPr>
+          <w:sz w:val="24"/>
+          <w:szCs w:val="24"/>
+        </w:rPr>
+        <w:t xml:space="preserve">rive </w:t>
+      </w:r>
+      <w:r>
+        <w:rPr>
+          <w:sz w:val="24"/>
+          <w:szCs w:val="24"/>
+        </w:rPr>
+        <w:t>UC - HV</w:t>
+      </w:r>
     </w:p>
     <w:p>
       <w:pPr>
         <w:pStyle w:val="Ttulo"/>
         <w:spacing w:before="280" w:after="280"/>
-        <w:ind w:right="-226"/>
-        <w:jc w:val="both"/>
-        <w:rPr>
-          <w:sz w:val="24"/>
-          <w:szCs w:val="24"/>
-        </w:rPr>
-      </w:pPr>
-      <w:r>
-        <w:rPr>
-          <w:sz w:val="24"/>
-          <w:szCs w:val="24"/>
-        </w:rPr>
-        <w:t>Variables a utilizar provenientes del d</w:t>
-      </w:r>
-      <w:r>
-        <w:rPr>
-          <w:sz w:val="24"/>
-          <w:szCs w:val="24"/>
-        </w:rPr>
-        <w:t xml:space="preserve">rive de carga agrupada </w:t>
-      </w:r>
-      <w:r>
-        <w:rPr>
-          <w:sz w:val="24"/>
-          <w:szCs w:val="24"/>
-        </w:rPr>
-        <w:t xml:space="preserve">y la exportación </w:t>
-      </w:r>
-      <w:r>
-        <w:rPr>
-          <w:sz w:val="24"/>
-          <w:szCs w:val="24"/>
-        </w:rPr>
-        <w:t>compartido</w:t>
-      </w:r>
-      <w:r>
-        <w:rPr>
-          <w:sz w:val="24"/>
-          <w:szCs w:val="24"/>
-        </w:rPr>
-        <w:t>s</w:t>
-      </w:r>
-      <w:r>
-        <w:rPr>
-          <w:sz w:val="24"/>
-          <w:szCs w:val="24"/>
-        </w:rPr>
-        <w:t xml:space="preserve"> por el área de epidemiología del nivel nacional</w:t>
-      </w:r>
-      <w:r>
-        <w:rPr>
-          <w:sz w:val="24"/>
-          <w:szCs w:val="24"/>
-        </w:rPr>
-        <w:t xml:space="preserve"> </w:t>
-      </w:r>
-    </w:p>
-    <w:p>
-      <w:pPr>
-        <w:widowControl/>
-        <w:numPr>
-          <w:ilvl w:val="0"/>
-          <w:numId w:val="16"/>
-        </w:numPr>
-        <w:autoSpaceDE/>
-        <w:autoSpaceDN/>
-        <w:spacing w:before="280" w:line="360" w:lineRule="auto"/>
-        <w:jc w:val="both"/>
-        <w:rPr>
-          <w:sz w:val="24"/>
-          <w:szCs w:val="24"/>
-        </w:rPr>
-      </w:pPr>
-      <w:r>
-        <w:rPr>
-          <w:sz w:val="24"/>
-          <w:szCs w:val="24"/>
-        </w:rPr>
-        <w:t>Pacientes Internados por todas las causas</w:t>
-      </w:r>
-    </w:p>
-    <w:p>
-      <w:pPr>
-        <w:widowControl/>
-        <w:numPr>
-          <w:ilvl w:val="0"/>
-          <w:numId w:val="16"/>
-        </w:numPr>
-        <w:autoSpaceDE/>
-        <w:autoSpaceDN/>
-        <w:spacing w:line="360" w:lineRule="auto"/>
-        <w:jc w:val="both"/>
-        <w:rPr>
-          <w:sz w:val="24"/>
-          <w:szCs w:val="24"/>
-        </w:rPr>
-      </w:pPr>
-      <w:r>
-        <w:rPr>
-          <w:sz w:val="24"/>
-          <w:szCs w:val="24"/>
-        </w:rPr>
-        <w:t>Casos de IRAG entre los internados</w:t>
-      </w:r>
-    </w:p>
-    <w:p>
-      <w:pPr>
-        <w:widowControl/>
-        <w:numPr>
-          <w:ilvl w:val="0"/>
-          <w:numId w:val="16"/>
-        </w:numPr>
-        <w:autoSpaceDE/>
-        <w:autoSpaceDN/>
-        <w:spacing w:line="360" w:lineRule="auto"/>
-        <w:jc w:val="both"/>
-        <w:rPr>
-          <w:sz w:val="24"/>
-          <w:szCs w:val="24"/>
-        </w:rPr>
-      </w:pPr>
-      <w:r>
-        <w:rPr>
-          <w:sz w:val="24"/>
-          <w:szCs w:val="24"/>
-        </w:rPr>
-        <w:t>Casos de IRAGE entre los internados</w:t>
-      </w:r>
-    </w:p>
-    <w:p>
-      <w:pPr>
-        <w:widowControl/>
-        <w:numPr>
-          <w:ilvl w:val="0"/>
-          <w:numId w:val="16"/>
-        </w:numPr>
-        <w:autoSpaceDE/>
-        <w:autoSpaceDN/>
-        <w:spacing w:line="360" w:lineRule="auto"/>
-        <w:jc w:val="both"/>
-        <w:rPr>
-          <w:sz w:val="24"/>
-          <w:szCs w:val="24"/>
-        </w:rPr>
-      </w:pPr>
-      <w:r>
-        <w:rPr>
-          <w:sz w:val="24"/>
-          <w:szCs w:val="24"/>
-        </w:rPr>
-        <w:t>Pacientes ingresados a UCI</w:t>
-      </w:r>
-    </w:p>
-    <w:p>
-      <w:pPr>
-        <w:widowControl/>
-        <w:numPr>
-          <w:ilvl w:val="0"/>
-          <w:numId w:val="16"/>
-        </w:numPr>
-        <w:autoSpaceDE/>
-        <w:autoSpaceDN/>
-        <w:spacing w:line="360" w:lineRule="auto"/>
-        <w:jc w:val="both"/>
-        <w:rPr>
-          <w:sz w:val="24"/>
-          <w:szCs w:val="24"/>
-        </w:rPr>
-      </w:pPr>
-      <w:r>
-        <w:rPr>
-          <w:sz w:val="24"/>
-          <w:szCs w:val="24"/>
-        </w:rPr>
-        <w:t>Casos de IRAG en UCI</w:t>
-      </w:r>
-    </w:p>
-    <w:p>
-      <w:pPr>
-        <w:widowControl/>
-        <w:numPr>
-          <w:ilvl w:val="0"/>
-          <w:numId w:val="16"/>
-        </w:numPr>
-        <w:autoSpaceDE/>
-        <w:autoSpaceDN/>
-        <w:spacing w:line="360" w:lineRule="auto"/>
-        <w:jc w:val="both"/>
-        <w:rPr>
-          <w:sz w:val="24"/>
-          <w:szCs w:val="24"/>
-        </w:rPr>
-      </w:pPr>
-      <w:r>
-        <w:rPr>
-          <w:sz w:val="24"/>
-          <w:szCs w:val="24"/>
-        </w:rPr>
-        <w:t>Casos de IRAGE en UCI</w:t>
-      </w:r>
-    </w:p>
-    <w:p>
-      <w:pPr>
-        <w:widowControl/>
-        <w:numPr>
-          <w:ilvl w:val="0"/>
-          <w:numId w:val="16"/>
-        </w:numPr>
-        <w:autoSpaceDE/>
-        <w:autoSpaceDN/>
-        <w:spacing w:line="360" w:lineRule="auto"/>
-        <w:jc w:val="both"/>
-        <w:rPr>
-          <w:sz w:val="24"/>
-          <w:szCs w:val="24"/>
-        </w:rPr>
-      </w:pPr>
-      <w:r>
-        <w:rPr>
-          <w:sz w:val="24"/>
-          <w:szCs w:val="24"/>
-        </w:rPr>
-        <w:t>Defunciones totales</w:t>
-      </w:r>
-      <w:sdt>
-        <w:sdtPr>
-          <w:tag w:val="goog_rdk_9"/>
-          <w:id w:val="154537494"/>
-          <w:showingPlcHdr/>
-        </w:sdtPr>
-        <w:sdtEndPr/>
-        <w:sdtContent>
-          <w:r>
-            <w:t xml:space="preserve">     </w:t>
-          </w:r>
-        </w:sdtContent>
-      </w:sdt>
-    </w:p>
-    <w:p>
-      <w:pPr>
-        <w:widowControl/>
-        <w:numPr>
-          <w:ilvl w:val="0"/>
-          <w:numId w:val="16"/>
-        </w:numPr>
-        <w:autoSpaceDE/>
-        <w:autoSpaceDN/>
-        <w:spacing w:line="360" w:lineRule="auto"/>
-        <w:jc w:val="both"/>
-        <w:rPr>
-          <w:sz w:val="24"/>
-          <w:szCs w:val="24"/>
-        </w:rPr>
-      </w:pPr>
-      <w:r>
-        <w:rPr>
-          <w:sz w:val="24"/>
-          <w:szCs w:val="24"/>
-        </w:rPr>
-        <w:t>Defunciones por IRAG</w:t>
-      </w:r>
-    </w:p>
-    <w:p>
-      <w:pPr>
-        <w:widowControl/>
-        <w:numPr>
-          <w:ilvl w:val="0"/>
-          <w:numId w:val="16"/>
-        </w:numPr>
-        <w:autoSpaceDE/>
-        <w:autoSpaceDN/>
-        <w:spacing w:after="280" w:line="360" w:lineRule="auto"/>
-        <w:jc w:val="both"/>
-        <w:rPr>
-          <w:sz w:val="24"/>
-          <w:szCs w:val="24"/>
-        </w:rPr>
-      </w:pPr>
-      <w:r>
-        <w:rPr>
-          <w:sz w:val="24"/>
-          <w:szCs w:val="24"/>
-        </w:rPr>
-        <w:t>Defunciones por IRAGE</w:t>
-      </w:r>
-    </w:p>
-    <w:p>
-      <w:pPr>
-        <w:pStyle w:val="Ttulo"/>
-        <w:spacing w:before="280" w:after="280"/>
-        <w:jc w:val="both"/>
-        <w:rPr>
-          <w:sz w:val="24"/>
-          <w:szCs w:val="24"/>
-        </w:rPr>
-      </w:pPr>
-      <w:bookmarkStart w:id="11" w:name="_heading=h.2ltqs2f3tnnu" w:colFirst="0" w:colLast="0"/>
-      <w:bookmarkEnd w:id="11"/>
+        <w:jc w:val="both"/>
+        <w:rPr>
+          <w:sz w:val="24"/>
+          <w:szCs w:val="24"/>
+        </w:rPr>
+      </w:pPr>
+      <w:bookmarkStart w:id="9" w:name="_heading=h.2ltqs2f3tnnu" w:colFirst="0" w:colLast="0"/>
+      <w:bookmarkEnd w:id="9"/>
+      <w:r>
+        <w:rPr>
+          <w:sz w:val="24"/>
+          <w:szCs w:val="24"/>
+        </w:rPr>
+        <w:t>Variables derivadas provenientes del drive UC - HV</w:t>
+      </w:r>
     </w:p>
     <w:p>
       <w:pPr>
@@ -5185,15 +2350,7 @@
           <w:sz w:val="24"/>
           <w:szCs w:val="24"/>
         </w:rPr>
-        <w:t xml:space="preserve">Se realizará el procesamiento de los DataSet mencionados en el apartado “Fuente de datos” (en formato CSV y Excel) con el programa RStudio, se crearán scripts de importación y limpieza de datos que aplique los criterios de inclusión y exclusión </w:t>
-      </w:r>
-      <w:r>
-        <w:rPr>
-          <w:sz w:val="24"/>
-          <w:szCs w:val="24"/>
-        </w:rPr>
-        <w:lastRenderedPageBreak/>
-        <w:t>mencionados previamente en el presente plan de análisis.</w:t>
+        <w:t>Se realizará el procesamiento de los DataSet mencionados en el apartado “Fuente de datos” (en formato CSV y Excel) con el programa RStudio, se crearán scripts de importación y limpieza de datos que aplique los criterios de inclusión y exclusión mencionados previamente en el presente plan de análisis.</w:t>
       </w:r>
     </w:p>
     <w:p>
@@ -5202,25 +2359,14 @@
         <w:spacing w:before="280" w:after="280"/>
         <w:jc w:val="both"/>
         <w:rPr>
-          <w:sz w:val="24"/>
-          <w:szCs w:val="24"/>
-        </w:rPr>
-      </w:pPr>
-      <w:bookmarkStart w:id="12" w:name="_heading=h.pbcc503gjhoy" w:colFirst="0" w:colLast="0"/>
-      <w:bookmarkEnd w:id="12"/>
-    </w:p>
-    <w:p>
-      <w:pPr>
-        <w:pStyle w:val="Ttulo"/>
-        <w:spacing w:before="280" w:after="280"/>
-        <w:jc w:val="both"/>
-        <w:rPr>
           <w:b w:val="0"/>
           <w:bCs w:val="0"/>
           <w:sz w:val="24"/>
           <w:szCs w:val="24"/>
         </w:rPr>
       </w:pPr>
+      <w:bookmarkStart w:id="10" w:name="_heading=h.pbcc503gjhoy" w:colFirst="0" w:colLast="0"/>
+      <w:bookmarkEnd w:id="10"/>
       <w:r>
         <w:rPr>
           <w:sz w:val="24"/>
@@ -5396,13 +2542,8 @@
                 <w:szCs w:val="20"/>
               </w:rPr>
             </w:pPr>
-            <w:r>
-              <w:rPr>
-                <w:sz w:val="20"/>
-                <w:szCs w:val="20"/>
-              </w:rPr>
-              <w:t>Número de casos de IRAG e IRAGE por SE y año.</w:t>
-            </w:r>
+            <w:bookmarkStart w:id="11" w:name="_GoBack"/>
+            <w:bookmarkEnd w:id="11"/>
           </w:p>
         </w:tc>
         <w:tc>
@@ -5417,13 +2558,6 @@
                 <w:szCs w:val="20"/>
               </w:rPr>
             </w:pPr>
-            <w:r>
-              <w:rPr>
-                <w:sz w:val="20"/>
-                <w:szCs w:val="20"/>
-              </w:rPr>
-              <w:t>Conteo de casos IRAG e IRAGE por SE y año.</w:t>
-            </w:r>
           </w:p>
         </w:tc>
         <w:tc>
@@ -5438,13 +2572,6 @@
                 <w:szCs w:val="20"/>
               </w:rPr>
             </w:pPr>
-            <w:r>
-              <w:rPr>
-                <w:sz w:val="20"/>
-                <w:szCs w:val="20"/>
-              </w:rPr>
-              <w:t>N° de casos</w:t>
-            </w:r>
           </w:p>
         </w:tc>
         <w:tc>
@@ -5459,29 +2586,6 @@
                 <w:szCs w:val="20"/>
               </w:rPr>
             </w:pPr>
-            <w:r>
-              <w:rPr>
-                <w:sz w:val="20"/>
-                <w:szCs w:val="20"/>
-              </w:rPr>
-              <w:t xml:space="preserve">SNVS 2.0 </w:t>
-            </w:r>
-          </w:p>
-          <w:p>
-            <w:pPr>
-              <w:jc w:val="both"/>
-              <w:rPr>
-                <w:sz w:val="20"/>
-                <w:szCs w:val="20"/>
-              </w:rPr>
-            </w:pPr>
-            <w:r>
-              <w:rPr>
-                <w:sz w:val="20"/>
-                <w:szCs w:val="20"/>
-              </w:rPr>
-              <w:t>Base nominal</w:t>
-            </w:r>
           </w:p>
         </w:tc>
       </w:tr>
@@ -5521,13 +2625,6 @@
                 <w:szCs w:val="20"/>
               </w:rPr>
             </w:pPr>
-            <w:r>
-              <w:rPr>
-                <w:sz w:val="20"/>
-                <w:szCs w:val="20"/>
-              </w:rPr>
-              <w:t>Proporción de casos por grupo de edad</w:t>
-            </w:r>
           </w:p>
         </w:tc>
         <w:tc>
@@ -5542,29 +2639,6 @@
                 <w:szCs w:val="20"/>
               </w:rPr>
             </w:pPr>
-            <w:r>
-              <w:rPr>
-                <w:sz w:val="20"/>
-                <w:szCs w:val="20"/>
-              </w:rPr>
-              <w:t xml:space="preserve">(Casos de IRAG + </w:t>
-            </w:r>
-            <w:proofErr w:type="spellStart"/>
-            <w:r>
-              <w:rPr>
-                <w:sz w:val="20"/>
-                <w:szCs w:val="20"/>
-              </w:rPr>
-              <w:t>IRAGe</w:t>
-            </w:r>
-            <w:proofErr w:type="spellEnd"/>
-            <w:r>
-              <w:rPr>
-                <w:sz w:val="20"/>
-                <w:szCs w:val="20"/>
-              </w:rPr>
-              <w:t xml:space="preserve"> en cada grupo etario / Total de casos) x 100</w:t>
-            </w:r>
           </w:p>
         </w:tc>
         <w:tc>
@@ -5579,51 +2653,12 @@
                 <w:szCs w:val="20"/>
               </w:rPr>
             </w:pPr>
-            <w:r>
-              <w:rPr>
-                <w:sz w:val="20"/>
-                <w:szCs w:val="20"/>
-              </w:rPr>
-              <w:t xml:space="preserve">Porcentaje </w:t>
-            </w:r>
           </w:p>
         </w:tc>
         <w:tc>
           <w:tcPr>
             <w:tcW w:w="1845" w:type="dxa"/>
           </w:tcPr>
-          <w:p>
-            <w:pPr>
-              <w:jc w:val="both"/>
-              <w:rPr>
-                <w:sz w:val="20"/>
-                <w:szCs w:val="20"/>
-              </w:rPr>
-            </w:pPr>
-            <w:r>
-              <w:rPr>
-                <w:sz w:val="20"/>
-                <w:szCs w:val="20"/>
-              </w:rPr>
-              <w:t xml:space="preserve">SNVS 2.0 </w:t>
-            </w:r>
-          </w:p>
-          <w:p>
-            <w:pPr>
-              <w:jc w:val="both"/>
-              <w:rPr>
-                <w:sz w:val="20"/>
-                <w:szCs w:val="20"/>
-              </w:rPr>
-            </w:pPr>
-            <w:r>
-              <w:rPr>
-                <w:sz w:val="20"/>
-                <w:szCs w:val="20"/>
-              </w:rPr>
-              <w:t>Base nominal</w:t>
-            </w:r>
-          </w:p>
           <w:p>
             <w:pPr>
               <w:jc w:val="both"/>
@@ -5668,13 +2703,6 @@
                 <w:szCs w:val="20"/>
               </w:rPr>
             </w:pPr>
-            <w:r>
-              <w:rPr>
-                <w:sz w:val="20"/>
-                <w:szCs w:val="20"/>
-              </w:rPr>
-              <w:t xml:space="preserve">Porcentaje de positividad para Influenza </w:t>
-            </w:r>
           </w:p>
         </w:tc>
         <w:tc>
@@ -5689,20 +2717,6 @@
                 <w:szCs w:val="20"/>
               </w:rPr>
             </w:pPr>
-            <w:r>
-              <w:rPr>
-                <w:sz w:val="20"/>
-                <w:szCs w:val="20"/>
-              </w:rPr>
-              <w:t xml:space="preserve">(Determinaciones positivas </w:t>
-            </w:r>
-            <w:r>
-              <w:rPr>
-                <w:sz w:val="20"/>
-                <w:szCs w:val="20"/>
-              </w:rPr>
-              <w:t>para Influenza / Total de determinaciones)</w:t>
-            </w:r>
           </w:p>
         </w:tc>
         <w:tc>
@@ -5717,13 +2731,6 @@
                 <w:szCs w:val="20"/>
               </w:rPr>
             </w:pPr>
-            <w:r>
-              <w:rPr>
-                <w:sz w:val="20"/>
-                <w:szCs w:val="20"/>
-              </w:rPr>
-              <w:t>Porcentaje</w:t>
-            </w:r>
           </w:p>
         </w:tc>
         <w:tc>
@@ -5738,13 +2745,6 @@
                 <w:szCs w:val="20"/>
               </w:rPr>
             </w:pPr>
-            <w:r>
-              <w:rPr>
-                <w:sz w:val="20"/>
-                <w:szCs w:val="20"/>
-              </w:rPr>
-              <w:t>SNVS 2.0 Base nominal</w:t>
-            </w:r>
           </w:p>
         </w:tc>
       </w:tr>
@@ -5784,13 +2784,6 @@
                 <w:szCs w:val="20"/>
               </w:rPr>
             </w:pPr>
-            <w:r>
-              <w:rPr>
-                <w:sz w:val="20"/>
-                <w:szCs w:val="20"/>
-              </w:rPr>
-              <w:t xml:space="preserve">Porcentaje de positividad para SARS-CoV-2 </w:t>
-            </w:r>
           </w:p>
         </w:tc>
         <w:tc>
@@ -5805,13 +2798,6 @@
                 <w:szCs w:val="20"/>
               </w:rPr>
             </w:pPr>
-            <w:r>
-              <w:rPr>
-                <w:sz w:val="20"/>
-                <w:szCs w:val="20"/>
-              </w:rPr>
-              <w:t xml:space="preserve">(Determinaciones positivas para SARS-CoV-2 / Total de determinaciones realizadas para SARS-CoV-2) × 100 </w:t>
-            </w:r>
           </w:p>
         </w:tc>
         <w:tc>
@@ -5826,13 +2812,6 @@
                 <w:szCs w:val="20"/>
               </w:rPr>
             </w:pPr>
-            <w:r>
-              <w:rPr>
-                <w:sz w:val="20"/>
-                <w:szCs w:val="20"/>
-              </w:rPr>
-              <w:t>Porcentaje</w:t>
-            </w:r>
           </w:p>
         </w:tc>
         <w:tc>
@@ -5847,13 +2826,6 @@
                 <w:szCs w:val="20"/>
               </w:rPr>
             </w:pPr>
-            <w:r>
-              <w:rPr>
-                <w:sz w:val="20"/>
-                <w:szCs w:val="20"/>
-              </w:rPr>
-              <w:t>SNVS 2.0 Base nominal</w:t>
-            </w:r>
           </w:p>
         </w:tc>
       </w:tr>
@@ -5890,13 +2862,6 @@
                 <w:szCs w:val="20"/>
               </w:rPr>
             </w:pPr>
-            <w:r>
-              <w:rPr>
-                <w:sz w:val="20"/>
-                <w:szCs w:val="20"/>
-              </w:rPr>
-              <w:t xml:space="preserve">Porcentaje de positividad para VSR </w:t>
-            </w:r>
           </w:p>
         </w:tc>
         <w:tc>
@@ -5911,13 +2876,6 @@
                 <w:szCs w:val="20"/>
               </w:rPr>
             </w:pPr>
-            <w:r>
-              <w:rPr>
-                <w:sz w:val="20"/>
-                <w:szCs w:val="20"/>
-              </w:rPr>
-              <w:t xml:space="preserve">(Determinaciones positivas para VSR / Total de determinaciones realizadas para VSR) × 100 </w:t>
-            </w:r>
           </w:p>
         </w:tc>
         <w:tc>
@@ -5932,13 +2890,6 @@
                 <w:szCs w:val="20"/>
               </w:rPr>
             </w:pPr>
-            <w:r>
-              <w:rPr>
-                <w:sz w:val="20"/>
-                <w:szCs w:val="20"/>
-              </w:rPr>
-              <w:t xml:space="preserve">Porcentaje </w:t>
-            </w:r>
           </w:p>
         </w:tc>
         <w:tc>
@@ -5953,13 +2904,6 @@
                 <w:szCs w:val="20"/>
               </w:rPr>
             </w:pPr>
-            <w:r>
-              <w:rPr>
-                <w:sz w:val="20"/>
-                <w:szCs w:val="20"/>
-              </w:rPr>
-              <w:t>SNVS 2.0 Base nominal</w:t>
-            </w:r>
           </w:p>
         </w:tc>
       </w:tr>
@@ -5999,13 +2943,6 @@
                 <w:szCs w:val="20"/>
               </w:rPr>
             </w:pPr>
-            <w:r>
-              <w:rPr>
-                <w:sz w:val="20"/>
-                <w:szCs w:val="20"/>
-              </w:rPr>
-              <w:t xml:space="preserve">Frecuencia de comorbilidades registradas. </w:t>
-            </w:r>
           </w:p>
         </w:tc>
         <w:tc>
@@ -6020,13 +2957,6 @@
                 <w:szCs w:val="20"/>
               </w:rPr>
             </w:pPr>
-            <w:r>
-              <w:rPr>
-                <w:sz w:val="20"/>
-                <w:szCs w:val="20"/>
-              </w:rPr>
-              <w:t xml:space="preserve">(Casos con COMORBILIDAD = “Sí” / Total de casos con dato disponible) × 100 </w:t>
-            </w:r>
           </w:p>
         </w:tc>
         <w:tc>
@@ -6041,13 +2971,6 @@
                 <w:szCs w:val="20"/>
               </w:rPr>
             </w:pPr>
-            <w:r>
-              <w:rPr>
-                <w:sz w:val="20"/>
-                <w:szCs w:val="20"/>
-              </w:rPr>
-              <w:t>Porcentaje</w:t>
-            </w:r>
           </w:p>
         </w:tc>
         <w:tc>
@@ -6062,29 +2985,6 @@
                 <w:szCs w:val="20"/>
               </w:rPr>
             </w:pPr>
-            <w:r>
-              <w:rPr>
-                <w:sz w:val="20"/>
-                <w:szCs w:val="20"/>
-              </w:rPr>
-              <w:t xml:space="preserve">SNVS 2.0 </w:t>
-            </w:r>
-          </w:p>
-          <w:p>
-            <w:pPr>
-              <w:jc w:val="both"/>
-              <w:rPr>
-                <w:sz w:val="20"/>
-                <w:szCs w:val="20"/>
-              </w:rPr>
-            </w:pPr>
-            <w:r>
-              <w:rPr>
-                <w:sz w:val="20"/>
-                <w:szCs w:val="20"/>
-              </w:rPr>
-              <w:t xml:space="preserve">Base nominal </w:t>
-            </w:r>
           </w:p>
         </w:tc>
       </w:tr>
@@ -6121,27 +3021,6 @@
                 <w:szCs w:val="20"/>
               </w:rPr>
             </w:pPr>
-            <w:r>
-              <w:rPr>
-                <w:sz w:val="20"/>
-                <w:szCs w:val="20"/>
-              </w:rPr>
-              <w:t xml:space="preserve">Proporción de </w:t>
-            </w:r>
-            <w:r>
-              <w:rPr>
-                <w:sz w:val="20"/>
-                <w:szCs w:val="20"/>
-              </w:rPr>
-              <w:t xml:space="preserve"> </w:t>
-            </w:r>
-            <w:r>
-              <w:rPr>
-                <w:sz w:val="20"/>
-                <w:szCs w:val="20"/>
-              </w:rPr>
-              <w:t xml:space="preserve">vacunación contra Influenza </w:t>
-            </w:r>
           </w:p>
         </w:tc>
         <w:tc>
@@ -6156,13 +3035,6 @@
                 <w:szCs w:val="20"/>
               </w:rPr>
             </w:pPr>
-            <w:r>
-              <w:rPr>
-                <w:sz w:val="20"/>
-                <w:szCs w:val="20"/>
-              </w:rPr>
-              <w:t xml:space="preserve">(Casos con vacunación contra Influenza registrada / Total de casos con dato disponible) × 100 </w:t>
-            </w:r>
           </w:p>
         </w:tc>
         <w:tc>
@@ -6177,13 +3049,6 @@
                 <w:szCs w:val="20"/>
               </w:rPr>
             </w:pPr>
-            <w:r>
-              <w:rPr>
-                <w:sz w:val="20"/>
-                <w:szCs w:val="20"/>
-              </w:rPr>
-              <w:t xml:space="preserve">Porcentaje </w:t>
-            </w:r>
           </w:p>
         </w:tc>
         <w:tc>
@@ -6198,13 +3063,6 @@
                 <w:szCs w:val="20"/>
               </w:rPr>
             </w:pPr>
-            <w:r>
-              <w:rPr>
-                <w:sz w:val="20"/>
-                <w:szCs w:val="20"/>
-              </w:rPr>
-              <w:t>SNVS 2.0 Base nominal</w:t>
-            </w:r>
           </w:p>
         </w:tc>
       </w:tr>
@@ -6244,110 +3102,12 @@
                 <w:szCs w:val="20"/>
               </w:rPr>
             </w:pPr>
-            <w:r>
-              <w:rPr>
-                <w:sz w:val="20"/>
-                <w:szCs w:val="20"/>
-              </w:rPr>
-              <w:t>Proporción de vacunación materna contra Influenza</w:t>
-            </w:r>
           </w:p>
         </w:tc>
         <w:tc>
           <w:tcPr>
             <w:tcW w:w="2655" w:type="dxa"/>
           </w:tcPr>
-          <w:tbl>
-            <w:tblPr>
-              <w:tblW w:w="2625" w:type="dxa"/>
-              <w:tblBorders>
-                <w:top w:val="nil"/>
-                <w:left w:val="nil"/>
-                <w:bottom w:val="nil"/>
-                <w:right w:val="nil"/>
-                <w:insideH w:val="nil"/>
-                <w:insideV w:val="nil"/>
-              </w:tblBorders>
-              <w:tblLayout w:type="fixed"/>
-              <w:tblLook w:val="0600" w:firstRow="0" w:lastRow="0" w:firstColumn="0" w:lastColumn="0" w:noHBand="1" w:noVBand="1"/>
-            </w:tblPr>
-            <w:tblGrid>
-              <w:gridCol w:w="230"/>
-              <w:gridCol w:w="2395"/>
-            </w:tblGrid>
-            <w:tr>
-              <w:trPr>
-                <w:trHeight w:val="770"/>
-              </w:trPr>
-              <w:tc>
-                <w:tcPr>
-                  <w:tcW w:w="2625" w:type="dxa"/>
-                  <w:gridSpan w:val="2"/>
-                  <w:tcBorders>
-                    <w:top w:val="nil"/>
-                    <w:left w:val="nil"/>
-                    <w:bottom w:val="nil"/>
-                    <w:right w:val="nil"/>
-                  </w:tcBorders>
-                  <w:tcMar>
-                    <w:top w:w="100" w:type="dxa"/>
-                    <w:left w:w="100" w:type="dxa"/>
-                    <w:bottom w:w="100" w:type="dxa"/>
-                    <w:right w:w="100" w:type="dxa"/>
-                  </w:tcMar>
-                </w:tcPr>
-                <w:p>
-                  <w:pPr>
-                    <w:jc w:val="both"/>
-                    <w:rPr>
-                      <w:sz w:val="20"/>
-                      <w:szCs w:val="20"/>
-                    </w:rPr>
-                  </w:pPr>
-                  <w:r>
-                    <w:rPr>
-                      <w:sz w:val="20"/>
-                      <w:szCs w:val="20"/>
-                    </w:rPr>
-                    <w:t>(Menores de 6 meses con antecedente de vacunación materna contra Influenza / Total de menores de 6 meses con dato disponible) × 100</w:t>
-                  </w:r>
-                </w:p>
-              </w:tc>
-            </w:tr>
-            <w:tr>
-              <w:trPr>
-                <w:gridAfter w:val="1"/>
-                <w:wAfter w:w="2395" w:type="dxa"/>
-                <w:trHeight w:val="230"/>
-              </w:trPr>
-              <w:tc>
-                <w:tcPr>
-                  <w:tcW w:w="230" w:type="dxa"/>
-                  <w:tcBorders>
-                    <w:top w:val="nil"/>
-                    <w:left w:val="nil"/>
-                    <w:bottom w:val="nil"/>
-                    <w:right w:val="nil"/>
-                  </w:tcBorders>
-                  <w:tcMar>
-                    <w:top w:w="100" w:type="dxa"/>
-                    <w:left w:w="100" w:type="dxa"/>
-                    <w:bottom w:w="100" w:type="dxa"/>
-                    <w:right w:w="100" w:type="dxa"/>
-                  </w:tcMar>
-                </w:tcPr>
-                <w:p>
-                  <w:pPr>
-                    <w:jc w:val="both"/>
-                    <w:rPr>
-                      <w:sz w:val="20"/>
-                      <w:szCs w:val="20"/>
-                    </w:rPr>
-                  </w:pPr>
-                </w:p>
-              </w:tc>
-            </w:tr>
-          </w:tbl>
           <w:p>
             <w:pPr>
               <w:jc w:val="both"/>
@@ -6370,13 +3130,6 @@
                 <w:szCs w:val="20"/>
               </w:rPr>
             </w:pPr>
-            <w:r>
-              <w:rPr>
-                <w:sz w:val="20"/>
-                <w:szCs w:val="20"/>
-              </w:rPr>
-              <w:t>Porcentaje</w:t>
-            </w:r>
           </w:p>
         </w:tc>
         <w:tc>
@@ -6391,13 +3144,6 @@
                 <w:szCs w:val="20"/>
               </w:rPr>
             </w:pPr>
-            <w:r>
-              <w:rPr>
-                <w:sz w:val="20"/>
-                <w:szCs w:val="20"/>
-              </w:rPr>
-              <w:t>SNVS 2.0 Base nominal</w:t>
-            </w:r>
           </w:p>
         </w:tc>
       </w:tr>
@@ -6434,147 +3180,12 @@
                 <w:szCs w:val="20"/>
               </w:rPr>
             </w:pPr>
-            <w:r>
-              <w:rPr>
-                <w:sz w:val="20"/>
-                <w:szCs w:val="20"/>
-              </w:rPr>
-              <w:t xml:space="preserve">Proporción de </w:t>
-            </w:r>
-            <w:r>
-              <w:rPr>
-                <w:sz w:val="20"/>
-                <w:szCs w:val="20"/>
-              </w:rPr>
-              <w:t xml:space="preserve">vacunación </w:t>
-            </w:r>
-            <w:r>
-              <w:rPr>
-                <w:sz w:val="20"/>
-                <w:szCs w:val="20"/>
-              </w:rPr>
-              <w:t xml:space="preserve">materna contra VSR </w:t>
-            </w:r>
           </w:p>
         </w:tc>
         <w:tc>
           <w:tcPr>
             <w:tcW w:w="2655" w:type="dxa"/>
           </w:tcPr>
-          <w:tbl>
-            <w:tblPr>
-              <w:tblW w:w="2625" w:type="dxa"/>
-              <w:tblBorders>
-                <w:top w:val="nil"/>
-                <w:left w:val="nil"/>
-                <w:bottom w:val="nil"/>
-                <w:right w:val="nil"/>
-                <w:insideH w:val="nil"/>
-                <w:insideV w:val="nil"/>
-              </w:tblBorders>
-              <w:tblLayout w:type="fixed"/>
-              <w:tblLook w:val="0600" w:firstRow="0" w:lastRow="0" w:firstColumn="0" w:lastColumn="0" w:noHBand="1" w:noVBand="1"/>
-            </w:tblPr>
-            <w:tblGrid>
-              <w:gridCol w:w="2625"/>
-            </w:tblGrid>
-            <w:tr>
-              <w:trPr>
-                <w:trHeight w:val="770"/>
-              </w:trPr>
-              <w:tc>
-                <w:tcPr>
-                  <w:tcW w:w="2625" w:type="dxa"/>
-                  <w:tcBorders>
-                    <w:top w:val="nil"/>
-                    <w:left w:val="nil"/>
-                    <w:bottom w:val="nil"/>
-                    <w:right w:val="nil"/>
-                  </w:tcBorders>
-                  <w:tcMar>
-                    <w:top w:w="100" w:type="dxa"/>
-                    <w:left w:w="100" w:type="dxa"/>
-                    <w:bottom w:w="100" w:type="dxa"/>
-                    <w:right w:w="100" w:type="dxa"/>
-                  </w:tcMar>
-                </w:tcPr>
-                <w:p>
-                  <w:pPr>
-                    <w:jc w:val="both"/>
-                    <w:rPr>
-                      <w:sz w:val="20"/>
-                      <w:szCs w:val="20"/>
-                    </w:rPr>
-                  </w:pPr>
-                  <w:r>
-                    <w:rPr>
-                      <w:sz w:val="20"/>
-                      <w:szCs w:val="20"/>
-                    </w:rPr>
-                    <w:t>(Menores de 6 meses con antecedente de vacunación materna contra VSR / Total de menores de 6 meses con dato disponible) × 100</w:t>
-                  </w:r>
-                </w:p>
-              </w:tc>
-            </w:tr>
-          </w:tbl>
-          <w:p>
-            <w:pPr>
-              <w:jc w:val="both"/>
-              <w:rPr>
-                <w:sz w:val="20"/>
-                <w:szCs w:val="20"/>
-              </w:rPr>
-            </w:pPr>
-          </w:p>
-          <w:tbl>
-            <w:tblPr>
-              <w:tblW w:w="230" w:type="dxa"/>
-              <w:tblBorders>
-                <w:top w:val="nil"/>
-                <w:left w:val="nil"/>
-                <w:bottom w:val="nil"/>
-                <w:right w:val="nil"/>
-                <w:insideH w:val="nil"/>
-                <w:insideV w:val="nil"/>
-              </w:tblBorders>
-              <w:tblLayout w:type="fixed"/>
-              <w:tblLook w:val="0600" w:firstRow="0" w:lastRow="0" w:firstColumn="0" w:lastColumn="0" w:noHBand="1" w:noVBand="1"/>
-            </w:tblPr>
-            <w:tblGrid>
-              <w:gridCol w:w="230"/>
-            </w:tblGrid>
-            <w:tr>
-              <w:trPr>
-                <w:trHeight w:val="230"/>
-              </w:trPr>
-              <w:tc>
-                <w:tcPr>
-                  <w:tcW w:w="230" w:type="dxa"/>
-                  <w:tcBorders>
-                    <w:top w:val="nil"/>
-                    <w:left w:val="nil"/>
-                    <w:bottom w:val="nil"/>
-                    <w:right w:val="nil"/>
-                  </w:tcBorders>
-                  <w:tcMar>
-                    <w:top w:w="100" w:type="dxa"/>
-                    <w:left w:w="100" w:type="dxa"/>
-                    <w:bottom w:w="100" w:type="dxa"/>
-                    <w:right w:w="100" w:type="dxa"/>
-                  </w:tcMar>
-                </w:tcPr>
-                <w:p>
-                  <w:pPr>
-                    <w:jc w:val="both"/>
-                    <w:rPr>
-                      <w:sz w:val="20"/>
-                      <w:szCs w:val="20"/>
-                    </w:rPr>
-                  </w:pPr>
-                </w:p>
-              </w:tc>
-            </w:tr>
-          </w:tbl>
           <w:p>
             <w:pPr>
               <w:jc w:val="both"/>
@@ -6597,13 +3208,6 @@
                 <w:szCs w:val="20"/>
               </w:rPr>
             </w:pPr>
-            <w:r>
-              <w:rPr>
-                <w:sz w:val="20"/>
-                <w:szCs w:val="20"/>
-              </w:rPr>
-              <w:t>Porcentaje</w:t>
-            </w:r>
           </w:p>
         </w:tc>
         <w:tc>
@@ -6618,13 +3222,6 @@
                 <w:szCs w:val="20"/>
               </w:rPr>
             </w:pPr>
-            <w:r>
-              <w:rPr>
-                <w:sz w:val="20"/>
-                <w:szCs w:val="20"/>
-              </w:rPr>
-              <w:t>SNVS 2.0 Base nominal</w:t>
-            </w:r>
           </w:p>
         </w:tc>
       </w:tr>
@@ -6671,13 +3268,6 @@
                 <w:szCs w:val="20"/>
               </w:rPr>
             </w:pPr>
-            <w:r>
-              <w:rPr>
-                <w:sz w:val="20"/>
-                <w:szCs w:val="20"/>
-              </w:rPr>
-              <w:t>Proporción de ingresos por IRAG e IRAGE</w:t>
-            </w:r>
           </w:p>
         </w:tc>
         <w:tc>
@@ -6693,21 +3283,6 @@
                 <w:szCs w:val="20"/>
               </w:rPr>
             </w:pPr>
-            <w:r>
-              <w:rPr>
-                <w:sz w:val="20"/>
-                <w:szCs w:val="20"/>
-              </w:rPr>
-              <w:t xml:space="preserve">(Casos IRAG e IRAGE / total de pacientes </w:t>
-            </w:r>
-            <w:r>
-              <w:rPr>
-                <w:sz w:val="20"/>
-                <w:szCs w:val="20"/>
-              </w:rPr>
-              <w:lastRenderedPageBreak/>
-              <w:t xml:space="preserve">internados por todas las causas) x 100 </w:t>
-            </w:r>
           </w:p>
         </w:tc>
         <w:tc>
@@ -6723,14 +3298,6 @@
                 <w:szCs w:val="20"/>
               </w:rPr>
             </w:pPr>
-            <w:r>
-              <w:rPr>
-                <w:sz w:val="20"/>
-                <w:szCs w:val="20"/>
-              </w:rPr>
-              <w:lastRenderedPageBreak/>
-              <w:t xml:space="preserve">Porcentaje </w:t>
-            </w:r>
           </w:p>
         </w:tc>
         <w:tc>
@@ -6746,13 +3313,6 @@
                 <w:szCs w:val="20"/>
               </w:rPr>
             </w:pPr>
-            <w:r>
-              <w:rPr>
-                <w:sz w:val="20"/>
-                <w:szCs w:val="20"/>
-              </w:rPr>
-              <w:t xml:space="preserve">Base agrupada UCIRAG </w:t>
-            </w:r>
           </w:p>
         </w:tc>
       </w:tr>
@@ -6796,13 +3356,6 @@
                 <w:szCs w:val="20"/>
               </w:rPr>
             </w:pPr>
-            <w:r>
-              <w:rPr>
-                <w:sz w:val="20"/>
-                <w:szCs w:val="20"/>
-              </w:rPr>
-              <w:t>Proporción de ingresos en UCI por IRAG e IRAGE</w:t>
-            </w:r>
           </w:p>
         </w:tc>
         <w:tc>
@@ -6818,13 +3371,6 @@
                 <w:szCs w:val="20"/>
               </w:rPr>
             </w:pPr>
-            <w:r>
-              <w:rPr>
-                <w:sz w:val="20"/>
-                <w:szCs w:val="20"/>
-              </w:rPr>
-              <w:t xml:space="preserve">(Casos IRAG e IRAGE en UCI/ total de pacientes internados en UCI por todas las causas) x 100 </w:t>
-            </w:r>
           </w:p>
         </w:tc>
         <w:tc>
@@ -6840,13 +3386,6 @@
                 <w:szCs w:val="20"/>
               </w:rPr>
             </w:pPr>
-            <w:r>
-              <w:rPr>
-                <w:sz w:val="20"/>
-                <w:szCs w:val="20"/>
-              </w:rPr>
-              <w:t xml:space="preserve">Porcentaje </w:t>
-            </w:r>
           </w:p>
         </w:tc>
         <w:tc>
@@ -6862,13 +3401,6 @@
                 <w:szCs w:val="20"/>
               </w:rPr>
             </w:pPr>
-            <w:r>
-              <w:rPr>
-                <w:sz w:val="20"/>
-                <w:szCs w:val="20"/>
-              </w:rPr>
-              <w:t xml:space="preserve">Base agrupada UCIRAG </w:t>
-            </w:r>
           </w:p>
         </w:tc>
       </w:tr>
@@ -6916,13 +3448,6 @@
                 <w:szCs w:val="20"/>
               </w:rPr>
             </w:pPr>
-            <w:r>
-              <w:rPr>
-                <w:sz w:val="20"/>
-                <w:szCs w:val="20"/>
-              </w:rPr>
-              <w:t xml:space="preserve">Proporción de defunciones por IRAG e IRAGE. </w:t>
-            </w:r>
           </w:p>
         </w:tc>
         <w:tc>
@@ -6938,29 +3463,6 @@
                 <w:szCs w:val="20"/>
               </w:rPr>
             </w:pPr>
-            <w:r>
-              <w:rPr>
-                <w:sz w:val="20"/>
-                <w:szCs w:val="20"/>
-              </w:rPr>
-              <w:t xml:space="preserve">(Defunciones por IRAG e </w:t>
-            </w:r>
-            <w:proofErr w:type="spellStart"/>
-            <w:r>
-              <w:rPr>
-                <w:sz w:val="20"/>
-                <w:szCs w:val="20"/>
-              </w:rPr>
-              <w:t>IRAGe</w:t>
-            </w:r>
-            <w:proofErr w:type="spellEnd"/>
-            <w:r>
-              <w:rPr>
-                <w:sz w:val="20"/>
-                <w:szCs w:val="20"/>
-              </w:rPr>
-              <w:t xml:space="preserve"> / Total de defunciones hospitalarias) × 100  </w:t>
-            </w:r>
           </w:p>
         </w:tc>
         <w:tc>
@@ -6976,13 +3478,6 @@
                 <w:szCs w:val="20"/>
               </w:rPr>
             </w:pPr>
-            <w:r>
-              <w:rPr>
-                <w:sz w:val="20"/>
-                <w:szCs w:val="20"/>
-              </w:rPr>
-              <w:t>Porcentaje</w:t>
-            </w:r>
           </w:p>
         </w:tc>
         <w:tc>
@@ -6998,13 +3493,6 @@
                 <w:szCs w:val="20"/>
               </w:rPr>
             </w:pPr>
-            <w:r>
-              <w:rPr>
-                <w:sz w:val="20"/>
-                <w:szCs w:val="20"/>
-              </w:rPr>
-              <w:t xml:space="preserve">Base agrupada UCIRAG </w:t>
-            </w:r>
           </w:p>
         </w:tc>
       </w:tr>
@@ -7049,29 +3537,6 @@
                 <w:szCs w:val="20"/>
               </w:rPr>
             </w:pPr>
-            <w:r>
-              <w:rPr>
-                <w:sz w:val="20"/>
-                <w:szCs w:val="20"/>
-              </w:rPr>
-              <w:t xml:space="preserve">Tasa de letalidad por IRAG e </w:t>
-            </w:r>
-            <w:proofErr w:type="spellStart"/>
-            <w:r>
-              <w:rPr>
-                <w:sz w:val="20"/>
-                <w:szCs w:val="20"/>
-              </w:rPr>
-              <w:t>IRAGe</w:t>
-            </w:r>
-            <w:proofErr w:type="spellEnd"/>
-            <w:r>
-              <w:rPr>
-                <w:sz w:val="20"/>
-                <w:szCs w:val="20"/>
-              </w:rPr>
-              <w:t xml:space="preserve"> </w:t>
-            </w:r>
           </w:p>
         </w:tc>
         <w:tc>
@@ -7087,45 +3552,6 @@
                 <w:szCs w:val="20"/>
               </w:rPr>
             </w:pPr>
-            <w:r>
-              <w:rPr>
-                <w:sz w:val="20"/>
-                <w:szCs w:val="20"/>
-              </w:rPr>
-              <w:t xml:space="preserve">(Casos fallecidos por IRAG e </w:t>
-            </w:r>
-            <w:proofErr w:type="spellStart"/>
-            <w:r>
-              <w:rPr>
-                <w:sz w:val="20"/>
-                <w:szCs w:val="20"/>
-              </w:rPr>
-              <w:t>IRAGe</w:t>
-            </w:r>
-            <w:proofErr w:type="spellEnd"/>
-            <w:r>
-              <w:rPr>
-                <w:sz w:val="20"/>
-                <w:szCs w:val="20"/>
-              </w:rPr>
-              <w:t xml:space="preserve"> / Total de casos IRAG e </w:t>
-            </w:r>
-            <w:proofErr w:type="spellStart"/>
-            <w:r>
-              <w:rPr>
-                <w:sz w:val="20"/>
-                <w:szCs w:val="20"/>
-              </w:rPr>
-              <w:t>IRAGe</w:t>
-            </w:r>
-            <w:proofErr w:type="spellEnd"/>
-            <w:r>
-              <w:rPr>
-                <w:sz w:val="20"/>
-                <w:szCs w:val="20"/>
-              </w:rPr>
-              <w:t xml:space="preserve">) × 100 </w:t>
-            </w:r>
           </w:p>
         </w:tc>
         <w:tc>
@@ -7141,13 +3567,6 @@
                 <w:szCs w:val="20"/>
               </w:rPr>
             </w:pPr>
-            <w:r>
-              <w:rPr>
-                <w:sz w:val="20"/>
-                <w:szCs w:val="20"/>
-              </w:rPr>
-              <w:t xml:space="preserve">Porcentaje </w:t>
-            </w:r>
           </w:p>
         </w:tc>
         <w:tc>
@@ -7163,13 +3582,6 @@
                 <w:szCs w:val="20"/>
               </w:rPr>
             </w:pPr>
-            <w:r>
-              <w:rPr>
-                <w:sz w:val="20"/>
-                <w:szCs w:val="20"/>
-              </w:rPr>
-              <w:t xml:space="preserve">SNVS 2.0 – Base nominal </w:t>
-            </w:r>
           </w:p>
         </w:tc>
       </w:tr>
@@ -7210,13 +3622,6 @@
                 <w:szCs w:val="20"/>
               </w:rPr>
             </w:pPr>
-            <w:r>
-              <w:rPr>
-                <w:sz w:val="20"/>
-                <w:szCs w:val="20"/>
-              </w:rPr>
-              <w:t xml:space="preserve">Frecuencia de detección de agentes etiológicos en fallecidos y pacientes ingresados a UCI </w:t>
-            </w:r>
           </w:p>
         </w:tc>
         <w:tc>
@@ -7231,142 +3636,12 @@
                 <w:szCs w:val="20"/>
               </w:rPr>
             </w:pPr>
-            <w:r>
-              <w:rPr>
-                <w:sz w:val="20"/>
-                <w:szCs w:val="20"/>
-              </w:rPr>
-              <w:t xml:space="preserve">(Casos positivos para cada agente etiológico / Total de casos estudiados) × 100 </w:t>
-            </w:r>
           </w:p>
         </w:tc>
         <w:tc>
           <w:tcPr>
             <w:tcW w:w="1290" w:type="dxa"/>
           </w:tcPr>
-          <w:p>
-            <w:pPr>
-              <w:jc w:val="both"/>
-              <w:rPr>
-                <w:sz w:val="20"/>
-                <w:szCs w:val="20"/>
-              </w:rPr>
-            </w:pPr>
-          </w:p>
-          <w:tbl>
-            <w:tblPr>
-              <w:tblW w:w="1250" w:type="dxa"/>
-              <w:tblBorders>
-                <w:top w:val="nil"/>
-                <w:left w:val="nil"/>
-                <w:bottom w:val="nil"/>
-                <w:right w:val="nil"/>
-                <w:insideH w:val="nil"/>
-                <w:insideV w:val="nil"/>
-              </w:tblBorders>
-              <w:tblLayout w:type="fixed"/>
-              <w:tblLook w:val="0600" w:firstRow="0" w:lastRow="0" w:firstColumn="0" w:lastColumn="0" w:noHBand="1" w:noVBand="1"/>
-            </w:tblPr>
-            <w:tblGrid>
-              <w:gridCol w:w="1250"/>
-            </w:tblGrid>
-            <w:tr>
-              <w:trPr>
-                <w:trHeight w:val="500"/>
-              </w:trPr>
-              <w:tc>
-                <w:tcPr>
-                  <w:tcW w:w="1250" w:type="dxa"/>
-                  <w:tcBorders>
-                    <w:top w:val="nil"/>
-                    <w:left w:val="nil"/>
-                    <w:bottom w:val="nil"/>
-                    <w:right w:val="nil"/>
-                  </w:tcBorders>
-                  <w:tcMar>
-                    <w:top w:w="100" w:type="dxa"/>
-                    <w:left w:w="100" w:type="dxa"/>
-                    <w:bottom w:w="100" w:type="dxa"/>
-                    <w:right w:w="100" w:type="dxa"/>
-                  </w:tcMar>
-                </w:tcPr>
-                <w:p>
-                  <w:pPr>
-                    <w:jc w:val="both"/>
-                    <w:rPr>
-                      <w:sz w:val="20"/>
-                      <w:szCs w:val="20"/>
-                    </w:rPr>
-                  </w:pPr>
-                  <w:r>
-                    <w:rPr>
-                      <w:sz w:val="20"/>
-                      <w:szCs w:val="20"/>
-                    </w:rPr>
-                    <w:t>Porcentaje</w:t>
-                  </w:r>
-                </w:p>
-              </w:tc>
-            </w:tr>
-          </w:tbl>
-          <w:p>
-            <w:pPr>
-              <w:jc w:val="both"/>
-              <w:rPr>
-                <w:sz w:val="20"/>
-                <w:szCs w:val="20"/>
-              </w:rPr>
-            </w:pPr>
-          </w:p>
-          <w:tbl>
-            <w:tblPr>
-              <w:tblW w:w="2750" w:type="dxa"/>
-              <w:tblBorders>
-                <w:top w:val="nil"/>
-                <w:left w:val="nil"/>
-                <w:bottom w:val="nil"/>
-                <w:right w:val="nil"/>
-                <w:insideH w:val="nil"/>
-                <w:insideV w:val="nil"/>
-              </w:tblBorders>
-              <w:tblLayout w:type="fixed"/>
-              <w:tblLook w:val="0600" w:firstRow="0" w:lastRow="0" w:firstColumn="0" w:lastColumn="0" w:noHBand="1" w:noVBand="1"/>
-            </w:tblPr>
-            <w:tblGrid>
-              <w:gridCol w:w="2750"/>
-            </w:tblGrid>
-            <w:tr>
-              <w:trPr>
-                <w:trHeight w:val="500"/>
-              </w:trPr>
-              <w:tc>
-                <w:tcPr>
-                  <w:tcW w:w="2750" w:type="dxa"/>
-                  <w:tcBorders>
-                    <w:top w:val="nil"/>
-                    <w:left w:val="nil"/>
-                    <w:bottom w:val="nil"/>
-                    <w:right w:val="nil"/>
-                  </w:tcBorders>
-                  <w:tcMar>
-                    <w:top w:w="100" w:type="dxa"/>
-                    <w:left w:w="100" w:type="dxa"/>
-                    <w:bottom w:w="100" w:type="dxa"/>
-                    <w:right w:w="100" w:type="dxa"/>
-                  </w:tcMar>
-                </w:tcPr>
-                <w:p>
-                  <w:pPr>
-                    <w:jc w:val="both"/>
-                    <w:rPr>
-                      <w:sz w:val="20"/>
-                      <w:szCs w:val="20"/>
-                    </w:rPr>
-                  </w:pPr>
-                </w:p>
-              </w:tc>
-            </w:tr>
-          </w:tbl>
           <w:p>
             <w:pPr>
               <w:jc w:val="both"/>
@@ -7389,13 +3664,6 @@
                 <w:szCs w:val="20"/>
               </w:rPr>
             </w:pPr>
-            <w:r>
-              <w:rPr>
-                <w:sz w:val="20"/>
-                <w:szCs w:val="20"/>
-              </w:rPr>
-              <w:t>SNVS 2.0 – Base nominal</w:t>
-            </w:r>
           </w:p>
         </w:tc>
       </w:tr>
@@ -7423,8 +3691,8 @@
           <w:szCs w:val="24"/>
         </w:rPr>
       </w:pPr>
-      <w:bookmarkStart w:id="13" w:name="_heading=h.d0cy3utt4e8w" w:colFirst="0" w:colLast="0"/>
-      <w:bookmarkEnd w:id="13"/>
+      <w:bookmarkStart w:id="12" w:name="_heading=h.d0cy3utt4e8w" w:colFirst="0" w:colLast="0"/>
+      <w:bookmarkEnd w:id="12"/>
       <w:r>
         <w:rPr>
           <w:sz w:val="24"/>
@@ -7457,7 +3725,15 @@
           <w:sz w:val="24"/>
           <w:szCs w:val="24"/>
         </w:rPr>
-        <w:t xml:space="preserve">Para la presentación de los resultados se utilizaron diferentes herramientas de visualización epidemiológica y tablas resumen, seleccionadas según la naturaleza de las variables y los objetivos específicos del análisis. </w:t>
+        <w:t xml:space="preserve">Para la presentación de los resultados se utilizaron diferentes herramientas de visualización epidemiológica y tablas resumen, seleccionadas según la naturaleza de las </w:t>
+      </w:r>
+      <w:r>
+        <w:rPr>
+          <w:sz w:val="24"/>
+          <w:szCs w:val="24"/>
+        </w:rPr>
+        <w:lastRenderedPageBreak/>
+        <w:t xml:space="preserve">variables y los objetivos específicos del análisis. </w:t>
       </w:r>
     </w:p>
     <w:p>
@@ -7687,15 +3963,7 @@
           <w:sz w:val="24"/>
           <w:szCs w:val="24"/>
         </w:rPr>
-        <w:t xml:space="preserve">Tablas resumen para la descripción de frecuencia de comorbilidades, </w:t>
-      </w:r>
-      <w:r>
-        <w:rPr>
-          <w:sz w:val="24"/>
-          <w:szCs w:val="24"/>
-        </w:rPr>
-        <w:lastRenderedPageBreak/>
-        <w:t xml:space="preserve">antecedentes de vacunación, agentes etiológicos en pacientes fallecidos </w:t>
+        <w:t xml:space="preserve">Tablas resumen para la descripción de frecuencia de comorbilidades, antecedentes de vacunación, agentes etiológicos en pacientes fallecidos </w:t>
       </w:r>
       <w:r>
         <w:rPr>
@@ -7870,8 +4138,8 @@
           <w:sz w:val="56"/>
         </w:rPr>
       </w:pPr>
-      <w:bookmarkStart w:id="14" w:name="_heading=h.ph2ll8ma06a3" w:colFirst="0" w:colLast="0"/>
-      <w:bookmarkEnd w:id="14"/>
+      <w:bookmarkStart w:id="13" w:name="_heading=h.ph2ll8ma06a3" w:colFirst="0" w:colLast="0"/>
+      <w:bookmarkEnd w:id="13"/>
     </w:p>
     <w:p>
       <w:pPr>
@@ -8198,7 +4466,7 @@
                     <a:blip r:embed="rId19">
                       <a:extLst>
                         <a:ext uri="{96DAC541-7B7A-43D3-8B79-37D633B846F1}">
-                          <asvg:svgBlip xmlns:asvg="http://schemas.microsoft.com/office/drawing/2016/SVG/main" xmlns:w16sdtfl="http://schemas.microsoft.com/office/word/2024/wordml/sdtformatlock" xmlns:w16sdtdh="http://schemas.microsoft.com/office/word/2020/wordml/sdtdatahash" xmlns:w16du="http://schemas.microsoft.com/office/word/2023/wordml/word16du" xmlns:w16="http://schemas.microsoft.com/office/word/2018/wordml" xmlns:w16cid="http://schemas.microsoft.com/office/word/2016/wordml/cid" xmlns:w16cex="http://schemas.microsoft.com/office/word/2018/wordml/cex" xmlns:w="http://schemas.openxmlformats.org/wordprocessingml/2006/main" xmlns:w10="urn:schemas-microsoft-com:office:word" xmlns:v="urn:schemas-microsoft-com:vml" xmlns:oel="http://schemas.microsoft.com/office/2019/extlst" xmlns:o="urn:schemas-microsoft-com:office:office" xmlns:am3d="http://schemas.microsoft.com/office/drawing/2017/model3d" xmlns:aink="http://schemas.microsoft.com/office/drawing/2016/ink" xmlns:cx8="http://schemas.microsoft.com/office/drawing/2016/5/14/chartex" xmlns:cx7="http://schemas.microsoft.com/office/drawing/2016/5/13/chartex" xmlns:cx6="http://schemas.microsoft.com/office/drawing/2016/5/12/chartex" xmlns:cx5="http://schemas.microsoft.com/office/drawing/2016/5/11/chartex" xmlns:cx4="http://schemas.microsoft.com/office/drawing/2016/5/10/chartex" xmlns:cx3="http://schemas.microsoft.com/office/drawing/2016/5/9/chartex" xmlns:cx2="http://schemas.microsoft.com/office/drawing/2015/10/21/chartex" xmlns="" r:embed="rId20"/>
+                          <asvg:svgBlip xmlns="" xmlns:cx2="http://schemas.microsoft.com/office/drawing/2015/10/21/chartex" xmlns:cx3="http://schemas.microsoft.com/office/drawing/2016/5/9/chartex" xmlns:cx4="http://schemas.microsoft.com/office/drawing/2016/5/10/chartex" xmlns:cx5="http://schemas.microsoft.com/office/drawing/2016/5/11/chartex" xmlns:cx6="http://schemas.microsoft.com/office/drawing/2016/5/12/chartex" xmlns:cx7="http://schemas.microsoft.com/office/drawing/2016/5/13/chartex" xmlns:cx8="http://schemas.microsoft.com/office/drawing/2016/5/14/chartex" xmlns:aink="http://schemas.microsoft.com/office/drawing/2016/ink" xmlns:am3d="http://schemas.microsoft.com/office/drawing/2017/model3d" xmlns:o="urn:schemas-microsoft-com:office:office" xmlns:oel="http://schemas.microsoft.com/office/2019/extlst" xmlns:v="urn:schemas-microsoft-com:vml" xmlns:w10="urn:schemas-microsoft-com:office:word" xmlns:w="http://schemas.openxmlformats.org/wordprocessingml/2006/main" xmlns:w16cex="http://schemas.microsoft.com/office/word/2018/wordml/cex" xmlns:w16cid="http://schemas.microsoft.com/office/word/2016/wordml/cid" xmlns:w16="http://schemas.microsoft.com/office/word/2018/wordml" xmlns:w16du="http://schemas.microsoft.com/office/word/2023/wordml/word16du" xmlns:w16sdtdh="http://schemas.microsoft.com/office/word/2020/wordml/sdtdatahash" xmlns:w16sdtfl="http://schemas.microsoft.com/office/word/2024/wordml/sdtformatlock" xmlns:asvg="http://schemas.microsoft.com/office/drawing/2016/SVG/main" r:embed="rId20"/>
                         </a:ext>
                       </a:extLst>
                     </a:blip>
@@ -8389,7 +4657,7 @@
         </mc:Choice>
         <mc:Fallback>
           <w:pict>
-            <v:shape w14:anchorId="2FBB2D67" id="Graphic 12" o:spid="_x0000_s1026" style="position:absolute;margin-left:35.35pt;margin-top:788.1pt;width:6.1pt;height:.1pt;z-index:-251649536;visibility:visible;mso-wrap-style:square;mso-wrap-distance-left:0;mso-wrap-distance-top:0;mso-wrap-distance-right:0;mso-wrap-distance-bottom:0;mso-position-horizontal:absolute;mso-position-horizontal-relative:page;mso-position-vertical:absolute;mso-position-vertical-relative:page;v-text-anchor:top" coordsize="77470,1270" o:gfxdata="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" path="m,l77000,e" filled="f" strokeweight=".09736mm">
+            <v:shape w14:anchorId="01C9D534" id="Graphic 12" o:spid="_x0000_s1026" style="position:absolute;margin-left:35.35pt;margin-top:788.1pt;width:6.1pt;height:.1pt;z-index:-251649536;visibility:visible;mso-wrap-style:square;mso-wrap-distance-left:0;mso-wrap-distance-top:0;mso-wrap-distance-right:0;mso-wrap-distance-bottom:0;mso-position-horizontal:absolute;mso-position-horizontal-relative:page;mso-position-vertical:absolute;mso-position-vertical-relative:page;v-text-anchor:top" coordsize="77470,1270" o:gfxdata="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" path="m,l77000,e" filled="f" strokeweight=".09736mm">
               <v:path arrowok="t"/>
               <w10:wrap anchorx="page" anchory="page"/>
             </v:shape>
@@ -8532,7 +4800,7 @@
         </mc:Choice>
         <mc:Fallback>
           <w:pict>
-            <v:shape w14:anchorId="6872639B" id="Graphic 67" o:spid="_x0000_s1026" style="position:absolute;margin-left:35.35pt;margin-top:788.1pt;width:6.1pt;height:.1pt;z-index:-251658752;visibility:visible;mso-wrap-style:square;mso-wrap-distance-left:0;mso-wrap-distance-top:0;mso-wrap-distance-right:0;mso-wrap-distance-bottom:0;mso-position-horizontal:absolute;mso-position-horizontal-relative:page;mso-position-vertical:absolute;mso-position-vertical-relative:page;v-text-anchor:top" coordsize="77470,1270" o:gfxdata="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" path="m,l77000,e" filled="f" strokeweight=".09736mm">
+            <v:shape w14:anchorId="11852865" id="Graphic 67" o:spid="_x0000_s1026" style="position:absolute;margin-left:35.35pt;margin-top:788.1pt;width:6.1pt;height:.1pt;z-index:-251658752;visibility:visible;mso-wrap-style:square;mso-wrap-distance-left:0;mso-wrap-distance-top:0;mso-wrap-distance-right:0;mso-wrap-distance-bottom:0;mso-position-horizontal:absolute;mso-position-horizontal-relative:page;mso-position-vertical:absolute;mso-position-vertical-relative:page;v-text-anchor:top" coordsize="77470,1270" o:gfxdata="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" path="m,l77000,e" filled="f" strokeweight=".09736mm">
               <v:path arrowok="t"/>
               <w10:wrap anchorx="page" anchory="page"/>
             </v:shape>
@@ -8660,7 +4928,7 @@
         </mc:Choice>
         <mc:Fallback>
           <w:pict>
-            <v:group w14:anchorId="034C9365" id="Group 8" o:spid="_x0000_s1026" style="position:absolute;margin-left:490.45pt;margin-top:4.4pt;width:91.5pt;height:91.15pt;z-index:-251655680;mso-wrap-distance-left:0;mso-wrap-distance-right:0;mso-position-horizontal-relative:page;mso-position-vertical-relative:page" coordsize="11620,11576" o:gfxdata="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">
+            <v:group w14:anchorId="4BBA9C01" id="Group 8" o:spid="_x0000_s1026" style="position:absolute;margin-left:490.45pt;margin-top:4.4pt;width:91.5pt;height:91.15pt;z-index:-251655680;mso-wrap-distance-left:0;mso-wrap-distance-right:0;mso-position-horizontal-relative:page;mso-position-vertical-relative:page" coordsize="11620,11576" o:gfxdata="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">
               <v:shapetype id="_x0000_t75" coordsize="21600,21600" o:spt="75" o:preferrelative="t" path="m@4@5l@4@11@9@11@9@5xe" filled="f" stroked="f">
                 <v:stroke joinstyle="miter"/>
                 <v:formulas>
@@ -8793,7 +5061,7 @@
         </mc:Choice>
         <mc:Fallback>
           <w:pict>
-            <v:group w14:anchorId="7CF78F68" id="Group 63" o:spid="_x0000_s1026" style="position:absolute;margin-left:490.45pt;margin-top:4.4pt;width:91.5pt;height:91.15pt;z-index:-251660800;mso-wrap-distance-left:0;mso-wrap-distance-right:0;mso-position-horizontal-relative:page;mso-position-vertical-relative:page" coordsize="11620,11576" o:gfxdata="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">
+            <v:group w14:anchorId="54603D10" id="Group 63" o:spid="_x0000_s1026" style="position:absolute;margin-left:490.45pt;margin-top:4.4pt;width:91.5pt;height:91.15pt;z-index:-251660800;mso-wrap-distance-left:0;mso-wrap-distance-right:0;mso-position-horizontal-relative:page;mso-position-vertical-relative:page" coordsize="11620,11576" o:gfxdata="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">
               <v:shapetype id="_x0000_t75" coordsize="21600,21600" o:spt="75" o:preferrelative="t" path="m@4@5l@4@11@9@11@9@5xe" filled="f" stroked="f">
                 <v:stroke joinstyle="miter"/>
                 <v:formulas>
@@ -8852,7 +5120,7 @@
         <v:path o:extrusionok="f" gradientshapeok="t" o:connecttype="rect"/>
         <o:lock v:ext="edit" aspectratio="t"/>
       </v:shapetype>
-      <v:shape id="_x0000_i1041" type="#_x0000_t75" style="width:18.75pt;height:29.25pt;visibility:visible;mso-wrap-style:square" o:bullet="t">
+      <v:shape id="_x0000_i1028" type="#_x0000_t75" style="width:18.75pt;height:29.25pt;visibility:visible;mso-wrap-style:square" o:bullet="t">
         <v:imagedata r:id="rId1" o:title=""/>
         <o:lock v:ext="edit" aspectratio="f"/>
       </v:shape>
@@ -12732,7 +9000,7 @@
 </file>
 
 <file path=customXml/itemProps1.xml><?xml version="1.0" encoding="utf-8"?>
-<ds:datastoreItem xmlns:ds="http://schemas.openxmlformats.org/officeDocument/2006/customXml" ds:itemID="{FAD18AD5-72A7-4C1B-BCA8-C45FF5B4253B}">
+<ds:datastoreItem xmlns:ds="http://schemas.openxmlformats.org/officeDocument/2006/customXml" ds:itemID="{A89E437D-613A-4A3F-98D2-51DE1B520D7F}">
   <ds:schemaRefs>
     <ds:schemaRef ds:uri="http://schemas.openxmlformats.org/officeDocument/2006/bibliography"/>
   </ds:schemaRefs>
